--- a/TS Jatai Ghanam Project/TS 3.5/TS 3.5 Ghanam Sanskrit Corrections.docx
+++ b/TS Jatai Ghanam Project/TS 3.5/TS 3.5 Ghanam Sanskrit Corrections.docx
@@ -1,7 +1,278 @@
 
 <file path=word/document.xml><?xml version="1.0" encoding="utf-8"?>
-<w:document xmlns:wpc="http://schemas.microsoft.com/office/word/2010/wordprocessingCanvas" xmlns:cx="http://schemas.microsoft.com/office/drawing/2014/chartex" xmlns:cx1="http://schemas.microsoft.com/office/drawing/2015/9/8/chartex" xmlns:cx2="http://schemas.microsoft.com/office/drawing/2015/10/21/chartex" xmlns:cx3="http://schemas.microsoft.com/office/drawing/2016/5/9/chartex" xmlns:cx4="http://schemas.microsoft.com/office/drawing/2016/5/10/chartex" xmlns:cx5="http://schemas.microsoft.com/office/drawing/2016/5/11/chartex" xmlns:cx6="http://schemas.microsoft.com/office/drawing/2016/5/12/chartex" xmlns:cx7="http://schemas.microsoft.com/office/drawing/2016/5/13/chartex" xmlns:cx8="http://schemas.microsoft.com/office/drawing/2016/5/14/chartex" xmlns:mc="http://schemas.openxmlformats.org/markup-compatibility/2006" xmlns:aink="http://schemas.microsoft.com/office/drawing/2016/ink" xmlns:am3d="http://schemas.microsoft.com/office/drawing/2017/model3d" xmlns:o="urn:schemas-microsoft-com:office:office" xmlns:oel="http://schemas.microsoft.com/office/2019/extlst" xmlns:r="http://schemas.openxmlformats.org/officeDocument/2006/relationships" xmlns:m="http://schemas.openxmlformats.org/officeDocument/2006/math" xmlns:v="urn:schemas-microsoft-com:vml" xmlns:wp14="http://schemas.microsoft.com/office/word/2010/wordprocessingDrawing" xmlns:wp="http://schemas.openxmlformats.org/drawingml/2006/wordprocessingDrawing" xmlns:w10="urn:schemas-microsoft-com:office:word" xmlns:w="http://schemas.openxmlformats.org/wordprocessingml/2006/main" xmlns:w14="http://schemas.microsoft.com/office/word/2010/wordml" xmlns:w15="http://schemas.microsoft.com/office/word/2012/wordml" xmlns:w16cex="http://schemas.microsoft.com/office/word/2018/wordml/cex" xmlns:w16cid="http://schemas.microsoft.com/office/word/2016/wordml/cid" xmlns:w16="http://schemas.microsoft.com/office/word/2018/wordml" xmlns:w16sdtdh="http://schemas.microsoft.com/office/word/2020/wordml/sdtdatahash" xmlns:w16se="http://schemas.microsoft.com/office/word/2015/wordml/symex" xmlns:wpg="http://schemas.microsoft.com/office/word/2010/wordprocessingGroup" xmlns:wpi="http://schemas.microsoft.com/office/word/2010/wordprocessingInk" xmlns:wne="http://schemas.microsoft.com/office/word/2006/wordml" xmlns:wps="http://schemas.microsoft.com/office/word/2010/wordprocessingShape" mc:Ignorable="w14 w15 w16se w16cid w16 w16cex w16sdtdh wp14">
+<w:document xmlns:wpc="http://schemas.microsoft.com/office/word/2010/wordprocessingCanvas" xmlns:cx="http://schemas.microsoft.com/office/drawing/2014/chartex" xmlns:cx1="http://schemas.microsoft.com/office/drawing/2015/9/8/chartex" xmlns:cx2="http://schemas.microsoft.com/office/drawing/2015/10/21/chartex" xmlns:cx3="http://schemas.microsoft.com/office/drawing/2016/5/9/chartex" xmlns:cx4="http://schemas.microsoft.com/office/drawing/2016/5/10/chartex" xmlns:cx5="http://schemas.microsoft.com/office/drawing/2016/5/11/chartex" xmlns:cx6="http://schemas.microsoft.com/office/drawing/2016/5/12/chartex" xmlns:cx7="http://schemas.microsoft.com/office/drawing/2016/5/13/chartex" xmlns:cx8="http://schemas.microsoft.com/office/drawing/2016/5/14/chartex" xmlns:mc="http://schemas.openxmlformats.org/markup-compatibility/2006" xmlns:aink="http://schemas.microsoft.com/office/drawing/2016/ink" xmlns:am3d="http://schemas.microsoft.com/office/drawing/2017/model3d" xmlns:o="urn:schemas-microsoft-com:office:office" xmlns:oel="http://schemas.microsoft.com/office/2019/extlst" xmlns:r="http://schemas.openxmlformats.org/officeDocument/2006/relationships" xmlns:m="http://schemas.openxmlformats.org/officeDocument/2006/math" xmlns:v="urn:schemas-microsoft-com:vml" xmlns:wp14="http://schemas.microsoft.com/office/word/2010/wordprocessingDrawing" xmlns:wp="http://schemas.openxmlformats.org/drawingml/2006/wordprocessingDrawing" xmlns:w10="urn:schemas-microsoft-com:office:word" xmlns:w="http://schemas.openxmlformats.org/wordprocessingml/2006/main" xmlns:w14="http://schemas.microsoft.com/office/word/2010/wordml" xmlns:w15="http://schemas.microsoft.com/office/word/2012/wordml" xmlns:w16cex="http://schemas.microsoft.com/office/word/2018/wordml/cex" xmlns:w16cid="http://schemas.microsoft.com/office/word/2016/wordml/cid" xmlns:w16="http://schemas.microsoft.com/office/word/2018/wordml" xmlns:w16du="http://schemas.microsoft.com/office/word/2023/wordml/word16du" xmlns:w16sdtdh="http://schemas.microsoft.com/office/word/2020/wordml/sdtdatahash" xmlns:w16sdtfl="http://schemas.microsoft.com/office/word/2024/wordml/sdtformatlock" xmlns:w16se="http://schemas.microsoft.com/office/word/2015/wordml/symex" xmlns:wpg="http://schemas.microsoft.com/office/word/2010/wordprocessingGroup" xmlns:wpi="http://schemas.microsoft.com/office/word/2010/wordprocessingInk" xmlns:wne="http://schemas.microsoft.com/office/word/2006/wordml" xmlns:wps="http://schemas.microsoft.com/office/word/2010/wordprocessingShape" mc:Ignorable="w14 w15 w16se w16cid w16 w16cex w16sdtdh w16sdtfl w16du wp14">
   <w:body>
+    <w:p>
+      <w:pPr>
+        <w:spacing w:before="0" w:line="240" w:lineRule="auto"/>
+        <w:jc w:val="center"/>
+        <w:rPr>
+          <w:b/>
+          <w:bCs/>
+          <w:sz w:val="32"/>
+          <w:szCs w:val="32"/>
+          <w:u w:val="single"/>
+        </w:rPr>
+      </w:pPr>
+      <w:r>
+        <w:rPr>
+          <w:b/>
+          <w:bCs/>
+          <w:sz w:val="32"/>
+          <w:szCs w:val="32"/>
+          <w:u w:val="single"/>
+        </w:rPr>
+        <w:t xml:space="preserve">TS </w:t>
+      </w:r>
+      <w:r>
+        <w:rPr>
+          <w:b/>
+          <w:bCs/>
+          <w:sz w:val="32"/>
+          <w:szCs w:val="32"/>
+          <w:u w:val="single"/>
+        </w:rPr>
+        <w:t>Ghanam</w:t>
+      </w:r>
+      <w:r>
+        <w:rPr>
+          <w:b/>
+          <w:bCs/>
+          <w:sz w:val="32"/>
+          <w:szCs w:val="32"/>
+          <w:u w:val="single"/>
+        </w:rPr>
+        <w:t xml:space="preserve"> </w:t>
+      </w:r>
+      <w:r>
+        <w:rPr>
+          <w:b/>
+          <w:bCs/>
+          <w:sz w:val="32"/>
+          <w:szCs w:val="32"/>
+          <w:u w:val="single"/>
+        </w:rPr>
+        <w:t xml:space="preserve">– TS </w:t>
+      </w:r>
+      <w:r>
+        <w:rPr>
+          <w:b/>
+          <w:bCs/>
+          <w:sz w:val="32"/>
+          <w:szCs w:val="32"/>
+          <w:u w:val="single"/>
+        </w:rPr>
+        <w:t>3.5</w:t>
+      </w:r>
+      <w:r>
+        <w:rPr>
+          <w:b/>
+          <w:bCs/>
+          <w:sz w:val="32"/>
+          <w:szCs w:val="32"/>
+          <w:u w:val="single"/>
+        </w:rPr>
+        <w:t xml:space="preserve"> </w:t>
+      </w:r>
+      <w:r>
+        <w:rPr>
+          <w:b/>
+          <w:bCs/>
+          <w:sz w:val="32"/>
+          <w:szCs w:val="32"/>
+          <w:u w:val="single"/>
+        </w:rPr>
+        <w:t>Sanskrit</w:t>
+      </w:r>
+      <w:r>
+        <w:rPr>
+          <w:b/>
+          <w:bCs/>
+          <w:sz w:val="32"/>
+          <w:szCs w:val="32"/>
+          <w:u w:val="single"/>
+        </w:rPr>
+        <w:t xml:space="preserve"> Corrections –</w:t>
+      </w:r>
+      <w:r>
+        <w:rPr>
+          <w:b/>
+          <w:bCs/>
+          <w:sz w:val="32"/>
+          <w:szCs w:val="32"/>
+          <w:u w:val="single"/>
+        </w:rPr>
+        <w:t xml:space="preserve"> </w:t>
+      </w:r>
+      <w:r>
+        <w:rPr>
+          <w:b/>
+          <w:bCs/>
+          <w:sz w:val="32"/>
+          <w:szCs w:val="32"/>
+          <w:u w:val="single"/>
+        </w:rPr>
+        <w:t xml:space="preserve">Observed till </w:t>
+      </w:r>
+      <w:r>
+        <w:rPr>
+          <w:b/>
+          <w:bCs/>
+          <w:sz w:val="32"/>
+          <w:szCs w:val="32"/>
+          <w:u w:val="single"/>
+        </w:rPr>
+        <w:t>31st Aug 2026</w:t>
+      </w:r>
+    </w:p>
+    <w:p>
+      <w:pPr>
+        <w:spacing w:before="0" w:line="240" w:lineRule="auto"/>
+        <w:jc w:val="center"/>
+        <w:rPr>
+          <w:b/>
+          <w:bCs/>
+          <w:sz w:val="28"/>
+          <w:szCs w:val="32"/>
+        </w:rPr>
+      </w:pPr>
+      <w:r>
+        <w:rPr>
+          <w:b/>
+          <w:bCs/>
+          <w:sz w:val="28"/>
+          <w:szCs w:val="32"/>
+        </w:rPr>
+        <w:t>(ignore those which are already incorporated in your book’s version and date)</w:t>
+      </w:r>
+    </w:p>
+    <w:tbl>
+      <w:tblPr>
+        <w:tblW w:w="14537" w:type="dxa"/>
+        <w:tblInd w:w="-792" w:type="dxa"/>
+        <w:tblBorders>
+          <w:top w:val="single" w:sz="4" w:space="0" w:color="000000"/>
+          <w:left w:val="single" w:sz="4" w:space="0" w:color="000000"/>
+          <w:bottom w:val="single" w:sz="4" w:space="0" w:color="000000"/>
+          <w:right w:val="single" w:sz="4" w:space="0" w:color="000000"/>
+          <w:insideH w:val="single" w:sz="4" w:space="0" w:color="000000"/>
+          <w:insideV w:val="single" w:sz="4" w:space="0" w:color="000000"/>
+        </w:tblBorders>
+        <w:tblLook w:val="04A0" w:firstRow="1" w:lastRow="0" w:firstColumn="1" w:lastColumn="0" w:noHBand="0" w:noVBand="1"/>
+      </w:tblPr>
+      <w:tblGrid>
+        <w:gridCol w:w="7166"/>
+        <w:gridCol w:w="7371"/>
+      </w:tblGrid>
+      <w:tr>
+        <w:trPr>
+          <w:trHeight w:val="581"/>
+        </w:trPr>
+        <w:tc>
+          <w:tcPr>
+            <w:tcW w:w="7166" w:type="dxa"/>
+            <w:tcBorders>
+              <w:top w:val="single" w:sz="4" w:space="0" w:color="000000"/>
+              <w:left w:val="single" w:sz="4" w:space="0" w:color="000000"/>
+              <w:bottom w:val="single" w:sz="4" w:space="0" w:color="000000"/>
+              <w:right w:val="single" w:sz="4" w:space="0" w:color="000000"/>
+            </w:tcBorders>
+          </w:tcPr>
+          <w:p>
+            <w:pPr>
+              <w:widowControl w:val="0"/>
+              <w:autoSpaceDE w:val="0"/>
+              <w:autoSpaceDN w:val="0"/>
+              <w:adjustRightInd w:val="0"/>
+              <w:spacing w:before="0" w:line="240" w:lineRule="auto"/>
+              <w:rPr>
+                <w:rFonts w:cs="BRH Malayalam Extra"/>
+                <w:b/>
+                <w:bCs/>
+                <w:szCs w:val="40"/>
+              </w:rPr>
+            </w:pPr>
+            <w:r>
+              <w:rPr>
+                <w:rFonts w:cs="BRH Malayalam Extra"/>
+                <w:b/>
+                <w:bCs/>
+                <w:szCs w:val="40"/>
+              </w:rPr>
+              <w:t>None                      None                               None</w:t>
+            </w:r>
+          </w:p>
+        </w:tc>
+        <w:tc>
+          <w:tcPr>
+            <w:tcW w:w="7371" w:type="dxa"/>
+            <w:tcBorders>
+              <w:top w:val="single" w:sz="4" w:space="0" w:color="000000"/>
+              <w:left w:val="single" w:sz="4" w:space="0" w:color="000000"/>
+              <w:bottom w:val="single" w:sz="4" w:space="0" w:color="000000"/>
+              <w:right w:val="single" w:sz="4" w:space="0" w:color="000000"/>
+            </w:tcBorders>
+          </w:tcPr>
+          <w:p>
+            <w:pPr>
+              <w:autoSpaceDE w:val="0"/>
+              <w:autoSpaceDN w:val="0"/>
+              <w:adjustRightInd w:val="0"/>
+              <w:spacing w:before="0" w:line="240" w:lineRule="auto"/>
+              <w:rPr>
+                <w:rFonts w:cs="BRH Malayalam Extra"/>
+                <w:szCs w:val="40"/>
+              </w:rPr>
+            </w:pPr>
+            <w:r>
+              <w:rPr>
+                <w:rFonts w:cs="BRH Malayalam Extra"/>
+                <w:b/>
+                <w:bCs/>
+                <w:szCs w:val="40"/>
+              </w:rPr>
+              <w:t>None                      None                               None</w:t>
+            </w:r>
+          </w:p>
+        </w:tc>
+      </w:tr>
+    </w:tbl>
+    <w:p>
+      <w:pPr>
+        <w:spacing w:before="0" w:line="240" w:lineRule="auto"/>
+        <w:jc w:val="center"/>
+        <w:rPr>
+          <w:b/>
+          <w:bCs/>
+          <w:sz w:val="32"/>
+          <w:szCs w:val="32"/>
+          <w:u w:val="single"/>
+        </w:rPr>
+      </w:pPr>
+      <w:r>
+        <w:rPr>
+          <w:b/>
+          <w:bCs/>
+          <w:sz w:val="32"/>
+          <w:szCs w:val="32"/>
+          <w:u w:val="single"/>
+        </w:rPr>
+        <w:t>===============</w:t>
+      </w:r>
+    </w:p>
+    <w:p>
+      <w:pPr>
+        <w:spacing w:before="0" w:line="240" w:lineRule="auto"/>
+        <w:jc w:val="center"/>
+        <w:rPr>
+          <w:b/>
+          <w:bCs/>
+          <w:sz w:val="32"/>
+          <w:szCs w:val="32"/>
+          <w:u w:val="single"/>
+        </w:rPr>
+      </w:pPr>
+    </w:p>
     <w:p>
       <w:pPr>
         <w:spacing w:before="0" w:line="240" w:lineRule="auto"/>
@@ -2998,6 +3269,7 @@
                 <w:color w:val="000000"/>
                 <w:szCs w:val="32"/>
               </w:rPr>
+              <w:lastRenderedPageBreak/>
               <w:t>29</w:t>
             </w:r>
             <w:r>
@@ -3536,7 +3808,6 @@
                 <w:sz w:val="32"/>
                 <w:szCs w:val="32"/>
               </w:rPr>
-              <w:lastRenderedPageBreak/>
               <w:t>cÉÉÌ…¡ûþU</w:t>
             </w:r>
             <w:r>
@@ -4070,7 +4341,6 @@
                 <w:color w:val="000000"/>
                 <w:szCs w:val="32"/>
               </w:rPr>
-              <w:lastRenderedPageBreak/>
               <w:t>29</w:t>
             </w:r>
             <w:r>
@@ -4609,7 +4879,6 @@
                 <w:sz w:val="32"/>
                 <w:szCs w:val="32"/>
               </w:rPr>
-              <w:lastRenderedPageBreak/>
               <w:t>cÉÉÌ…¡</w:t>
             </w:r>
             <w:r>
@@ -5127,7 +5396,7 @@
       </w:tr>
       <w:tr>
         <w:trPr>
-          <w:trHeight w:val="3919"/>
+          <w:trHeight w:val="1124"/>
         </w:trPr>
         <w:tc>
           <w:tcPr>
@@ -5159,7 +5428,6 @@
                 <w:color w:val="000000"/>
                 <w:szCs w:val="32"/>
               </w:rPr>
-              <w:lastRenderedPageBreak/>
               <w:t>25</w:t>
             </w:r>
             <w:r>
@@ -6406,6 +6674,7 @@
                 <w:sz w:val="32"/>
                 <w:szCs w:val="32"/>
               </w:rPr>
+              <w:lastRenderedPageBreak/>
               <w:t>sÉ</w:t>
             </w:r>
             <w:r>
@@ -6613,6 +6882,7 @@
                 <w:color w:val="000000"/>
                 <w:szCs w:val="32"/>
               </w:rPr>
+              <w:lastRenderedPageBreak/>
               <w:t>25</w:t>
             </w:r>
             <w:r>
@@ -7978,6 +8248,7 @@
                 <w:sz w:val="32"/>
                 <w:szCs w:val="32"/>
               </w:rPr>
+              <w:lastRenderedPageBreak/>
               <w:t>sÉ</w:t>
             </w:r>
             <w:r>
@@ -11842,7 +12113,17 @@
                 <w:sz w:val="32"/>
                 <w:szCs w:val="32"/>
               </w:rPr>
-              <w:t>SÉå Wû</w:t>
+              <w:t xml:space="preserve">SÉå </w:t>
+            </w:r>
+            <w:r>
+              <w:rPr>
+                <w:rFonts w:ascii="BRH Devanagari Extra" w:hAnsi="BRH Devanagari Extra" w:cs="BRH Devanagari Extra"/>
+                <w:color w:val="000000"/>
+                <w:sz w:val="32"/>
+                <w:szCs w:val="32"/>
+              </w:rPr>
+              <w:lastRenderedPageBreak/>
+              <w:t>Wû</w:t>
             </w:r>
             <w:r>
               <w:rPr>
@@ -12192,7 +12473,6 @@
                 <w:sz w:val="32"/>
                 <w:szCs w:val="32"/>
               </w:rPr>
-              <w:lastRenderedPageBreak/>
               <w:t>Wû</w:t>
             </w:r>
             <w:r>
@@ -13195,6 +13475,7 @@
                 <w:sz w:val="32"/>
                 <w:szCs w:val="32"/>
               </w:rPr>
+              <w:lastRenderedPageBreak/>
               <w:t>ÌuÉ wÉÉåÿ¨É</w:t>
             </w:r>
             <w:r>
@@ -13520,7 +13801,6 @@
                 <w:sz w:val="32"/>
                 <w:szCs w:val="32"/>
               </w:rPr>
-              <w:lastRenderedPageBreak/>
               <w:t>Wû</w:t>
             </w:r>
             <w:r>
@@ -15780,284 +16060,6 @@
                 <w:lang w:val="it-IT"/>
               </w:rPr>
             </w:pPr>
-            <w:r>
-              <w:rPr>
-                <w:rFonts w:cs="BRH Devanagari Extra"/>
-                <w:color w:val="000000"/>
-                <w:szCs w:val="32"/>
-                <w:lang w:val="it-IT"/>
-              </w:rPr>
-              <w:t>29</w:t>
-            </w:r>
-            <w:r>
-              <w:rPr>
-                <w:rFonts w:ascii="BRH Devanagari Extra" w:hAnsi="BRH Devanagari Extra" w:cs="BRH Devanagari Extra"/>
-                <w:color w:val="000000"/>
-                <w:sz w:val="32"/>
-                <w:szCs w:val="32"/>
-                <w:lang w:val="it-IT"/>
-              </w:rPr>
-              <w:t>)</w:t>
-            </w:r>
-            <w:r>
-              <w:rPr>
-                <w:rFonts w:ascii="BRH Devanagari Extra" w:hAnsi="BRH Devanagari Extra" w:cs="BRH Devanagari Extra"/>
-                <w:color w:val="000000"/>
-                <w:sz w:val="32"/>
-                <w:szCs w:val="32"/>
-                <w:lang w:val="it-IT"/>
-              </w:rPr>
-              <w:tab/>
-            </w:r>
-            <w:r>
-              <w:rPr>
-                <w:rFonts w:cs="BRH Devanagari Extra"/>
-                <w:color w:val="000000"/>
-                <w:szCs w:val="32"/>
-                <w:lang w:val="it-IT"/>
-              </w:rPr>
-              <w:t>3</w:t>
-            </w:r>
-            <w:r>
-              <w:rPr>
-                <w:rFonts w:ascii="BRH Devanagari Extra" w:hAnsi="BRH Devanagari Extra" w:cs="BRH Devanagari Extra"/>
-                <w:color w:val="000000"/>
-                <w:sz w:val="32"/>
-                <w:szCs w:val="32"/>
-                <w:lang w:val="it-IT"/>
-              </w:rPr>
-              <w:t>.</w:t>
-            </w:r>
-            <w:r>
-              <w:rPr>
-                <w:rFonts w:cs="BRH Devanagari Extra"/>
-                <w:color w:val="000000"/>
-                <w:szCs w:val="32"/>
-                <w:lang w:val="it-IT"/>
-              </w:rPr>
-              <w:t>5</w:t>
-            </w:r>
-            <w:r>
-              <w:rPr>
-                <w:rFonts w:ascii="BRH Devanagari Extra" w:hAnsi="BRH Devanagari Extra" w:cs="BRH Devanagari Extra"/>
-                <w:color w:val="000000"/>
-                <w:sz w:val="32"/>
-                <w:szCs w:val="32"/>
-                <w:lang w:val="it-IT"/>
-              </w:rPr>
-              <w:t>.</w:t>
-            </w:r>
-            <w:r>
-              <w:rPr>
-                <w:rFonts w:cs="BRH Devanagari Extra"/>
-                <w:color w:val="000000"/>
-                <w:szCs w:val="32"/>
-                <w:lang w:val="it-IT"/>
-              </w:rPr>
-              <w:t>6</w:t>
-            </w:r>
-            <w:r>
-              <w:rPr>
-                <w:rFonts w:ascii="BRH Devanagari Extra" w:hAnsi="BRH Devanagari Extra" w:cs="BRH Devanagari Extra"/>
-                <w:color w:val="000000"/>
-                <w:sz w:val="32"/>
-                <w:szCs w:val="32"/>
-                <w:lang w:val="it-IT"/>
-              </w:rPr>
-              <w:t>.</w:t>
-            </w:r>
-            <w:r>
-              <w:rPr>
-                <w:rFonts w:cs="BRH Devanagari Extra"/>
-                <w:color w:val="000000"/>
-                <w:szCs w:val="32"/>
-                <w:lang w:val="it-IT"/>
-              </w:rPr>
-              <w:t>2</w:t>
-            </w:r>
-            <w:r>
-              <w:rPr>
-                <w:rFonts w:ascii="BRH Devanagari Extra" w:hAnsi="BRH Devanagari Extra" w:cs="BRH Devanagari Extra"/>
-                <w:color w:val="000000"/>
-                <w:sz w:val="32"/>
-                <w:szCs w:val="32"/>
-                <w:lang w:val="it-IT"/>
-              </w:rPr>
-              <w:t>(</w:t>
-            </w:r>
-            <w:r>
-              <w:rPr>
-                <w:rFonts w:cs="BRH Devanagari Extra"/>
-                <w:color w:val="000000"/>
-                <w:szCs w:val="32"/>
-                <w:lang w:val="it-IT"/>
-              </w:rPr>
-              <w:t>27</w:t>
-            </w:r>
-            <w:r>
-              <w:rPr>
-                <w:rFonts w:ascii="BRH Devanagari Extra" w:hAnsi="BRH Devanagari Extra" w:cs="BRH Devanagari Extra"/>
-                <w:color w:val="000000"/>
-                <w:sz w:val="32"/>
-                <w:szCs w:val="32"/>
-                <w:lang w:val="it-IT"/>
-              </w:rPr>
-              <w:t>)- S</w:t>
-            </w:r>
-            <w:r>
-              <w:rPr>
-                <w:rFonts w:ascii="BRH Malayalam Extra" w:hAnsi="BRH Malayalam Extra" w:cs="BRH Devanagari Extra"/>
-                <w:color w:val="000000"/>
-                <w:szCs w:val="32"/>
-                <w:lang w:val="it-IT"/>
-              </w:rPr>
-              <w:t>–</w:t>
-            </w:r>
-            <w:r>
-              <w:rPr>
-                <w:rFonts w:ascii="BRH Devanagari Extra" w:hAnsi="BRH Devanagari Extra" w:cs="BRH Devanagari Extra"/>
-                <w:color w:val="000000"/>
-                <w:sz w:val="32"/>
-                <w:szCs w:val="32"/>
-                <w:lang w:val="it-IT"/>
-              </w:rPr>
-              <w:t>S</w:t>
-            </w:r>
-            <w:r>
-              <w:rPr>
-                <w:rFonts w:ascii="BRH Malayalam Extra" w:hAnsi="BRH Malayalam Extra" w:cs="BRH Devanagari Extra"/>
-                <w:color w:val="000000"/>
-                <w:szCs w:val="32"/>
-                <w:lang w:val="it-IT"/>
-              </w:rPr>
-              <w:t>–</w:t>
-            </w:r>
-            <w:r>
-              <w:rPr>
-                <w:rFonts w:ascii="BRH Devanagari Extra" w:hAnsi="BRH Devanagari Extra" w:cs="BRH Devanagari Extra"/>
-                <w:color w:val="000000"/>
-                <w:sz w:val="32"/>
-                <w:szCs w:val="32"/>
-                <w:lang w:val="it-IT"/>
-              </w:rPr>
-              <w:t>iÉÉ</w:t>
-            </w:r>
-            <w:r>
-              <w:rPr>
-                <w:rFonts w:ascii="BRH Malayalam Extra" w:hAnsi="BRH Malayalam Extra" w:cs="BRH Devanagari Extra"/>
-                <w:color w:val="000000"/>
-                <w:szCs w:val="32"/>
-                <w:lang w:val="it-IT"/>
-              </w:rPr>
-              <w:t>–</w:t>
-            </w:r>
-            <w:r>
-              <w:rPr>
-                <w:rFonts w:ascii="BRH Devanagari Extra" w:hAnsi="BRH Devanagari Extra" w:cs="BRH Devanagari Extra"/>
-                <w:color w:val="000000"/>
-                <w:sz w:val="32"/>
-                <w:szCs w:val="32"/>
-                <w:lang w:val="it-IT"/>
-              </w:rPr>
-              <w:t>qÉç | Â</w:t>
-            </w:r>
-            <w:r>
-              <w:rPr>
-                <w:rFonts w:ascii="BRH Malayalam Extra" w:hAnsi="BRH Malayalam Extra" w:cs="BRH Devanagari Extra"/>
-                <w:color w:val="000000"/>
-                <w:szCs w:val="32"/>
-                <w:lang w:val="it-IT"/>
-              </w:rPr>
-              <w:t>–</w:t>
-            </w:r>
-            <w:r>
-              <w:rPr>
-                <w:rFonts w:ascii="BRH Devanagari Extra" w:hAnsi="BRH Devanagari Extra" w:cs="BRH Devanagari Extra"/>
-                <w:color w:val="000000"/>
-                <w:sz w:val="32"/>
-                <w:szCs w:val="32"/>
-                <w:lang w:val="it-IT"/>
-              </w:rPr>
-              <w:t>SìÉuÉ</w:t>
-            </w:r>
-            <w:r>
-              <w:rPr>
-                <w:rFonts w:ascii="BRH Devanagari Extra" w:hAnsi="BRH Devanagari Extra" w:cs="BRH Devanagari Extra"/>
-                <w:color w:val="000000"/>
-                <w:sz w:val="32"/>
-                <w:szCs w:val="32"/>
-                <w:highlight w:val="yellow"/>
-                <w:lang w:val="it-IT"/>
-              </w:rPr>
-              <w:t>þxÉ</w:t>
-            </w:r>
-            <w:r>
-              <w:rPr>
-                <w:rFonts w:ascii="BRH Devanagari Extra" w:hAnsi="BRH Devanagari Extra" w:cs="BRH Devanagari Extra"/>
-                <w:color w:val="000000"/>
-                <w:sz w:val="32"/>
-                <w:szCs w:val="32"/>
-                <w:lang w:val="it-IT"/>
-              </w:rPr>
-              <w:t>×</w:t>
-            </w:r>
-            <w:r>
-              <w:rPr>
-                <w:rFonts w:ascii="BRH Malayalam Extra" w:hAnsi="BRH Malayalam Extra" w:cs="BRH Devanagari Extra"/>
-                <w:color w:val="000000"/>
-                <w:szCs w:val="32"/>
-                <w:lang w:val="it-IT"/>
-              </w:rPr>
-              <w:t>–</w:t>
-            </w:r>
-            <w:r>
-              <w:rPr>
-                <w:rFonts w:ascii="BRH Devanagari Extra" w:hAnsi="BRH Devanagari Extra" w:cs="BRH Devanagari Extra"/>
-                <w:color w:val="000000"/>
-                <w:sz w:val="32"/>
-                <w:szCs w:val="32"/>
-                <w:lang w:val="it-IT"/>
-              </w:rPr>
-              <w:t>¹É | A</w:t>
-            </w:r>
-            <w:r>
-              <w:rPr>
-                <w:rFonts w:ascii="BRH Malayalam Extra" w:hAnsi="BRH Malayalam Extra" w:cs="BRH Devanagari Extra"/>
-                <w:color w:val="000000"/>
-                <w:szCs w:val="32"/>
-                <w:lang w:val="it-IT"/>
-              </w:rPr>
-              <w:t>–</w:t>
-            </w:r>
-            <w:r>
-              <w:rPr>
-                <w:rFonts w:ascii="BRH Devanagari Extra" w:hAnsi="BRH Devanagari Extra" w:cs="BRH Devanagari Extra"/>
-                <w:color w:val="000000"/>
-                <w:sz w:val="32"/>
-                <w:szCs w:val="32"/>
-                <w:lang w:val="it-IT"/>
-              </w:rPr>
-              <w:t>ÍxÉ</w:t>
-            </w:r>
-            <w:r>
-              <w:rPr>
-                <w:rFonts w:ascii="BRH Malayalam Extra" w:hAnsi="BRH Malayalam Extra" w:cs="BRH Devanagari Extra"/>
-                <w:color w:val="000000"/>
-                <w:szCs w:val="32"/>
-                <w:lang w:val="it-IT"/>
-              </w:rPr>
-              <w:t>–</w:t>
-            </w:r>
-            <w:r>
-              <w:rPr>
-                <w:rFonts w:ascii="BRH Devanagari Extra" w:hAnsi="BRH Devanagari Extra" w:cs="BRH Devanagari Extra"/>
-                <w:color w:val="000000"/>
-                <w:sz w:val="32"/>
-                <w:szCs w:val="32"/>
-                <w:lang w:val="it-IT"/>
-              </w:rPr>
-              <w:t xml:space="preserve"> |</w:t>
-            </w:r>
           </w:p>
           <w:p>
             <w:pPr>
@@ -16076,6 +16078,140 @@
             </w:pPr>
             <w:r>
               <w:rPr>
+                <w:rFonts w:cs="BRH Devanagari Extra"/>
+                <w:color w:val="000000"/>
+                <w:szCs w:val="32"/>
+                <w:lang w:val="it-IT"/>
+              </w:rPr>
+              <w:lastRenderedPageBreak/>
+              <w:t>29</w:t>
+            </w:r>
+            <w:r>
+              <w:rPr>
+                <w:rFonts w:ascii="BRH Devanagari Extra" w:hAnsi="BRH Devanagari Extra" w:cs="BRH Devanagari Extra"/>
+                <w:color w:val="000000"/>
+                <w:sz w:val="32"/>
+                <w:szCs w:val="32"/>
+                <w:lang w:val="it-IT"/>
+              </w:rPr>
+              <w:t>)</w:t>
+            </w:r>
+            <w:r>
+              <w:rPr>
+                <w:rFonts w:ascii="BRH Devanagari Extra" w:hAnsi="BRH Devanagari Extra" w:cs="BRH Devanagari Extra"/>
+                <w:color w:val="000000"/>
+                <w:sz w:val="32"/>
+                <w:szCs w:val="32"/>
+                <w:lang w:val="it-IT"/>
+              </w:rPr>
+              <w:tab/>
+            </w:r>
+            <w:r>
+              <w:rPr>
+                <w:rFonts w:cs="BRH Devanagari Extra"/>
+                <w:color w:val="000000"/>
+                <w:szCs w:val="32"/>
+                <w:lang w:val="it-IT"/>
+              </w:rPr>
+              <w:t>3</w:t>
+            </w:r>
+            <w:r>
+              <w:rPr>
+                <w:rFonts w:ascii="BRH Devanagari Extra" w:hAnsi="BRH Devanagari Extra" w:cs="BRH Devanagari Extra"/>
+                <w:color w:val="000000"/>
+                <w:sz w:val="32"/>
+                <w:szCs w:val="32"/>
+                <w:lang w:val="it-IT"/>
+              </w:rPr>
+              <w:t>.</w:t>
+            </w:r>
+            <w:r>
+              <w:rPr>
+                <w:rFonts w:cs="BRH Devanagari Extra"/>
+                <w:color w:val="000000"/>
+                <w:szCs w:val="32"/>
+                <w:lang w:val="it-IT"/>
+              </w:rPr>
+              <w:t>5</w:t>
+            </w:r>
+            <w:r>
+              <w:rPr>
+                <w:rFonts w:ascii="BRH Devanagari Extra" w:hAnsi="BRH Devanagari Extra" w:cs="BRH Devanagari Extra"/>
+                <w:color w:val="000000"/>
+                <w:sz w:val="32"/>
+                <w:szCs w:val="32"/>
+                <w:lang w:val="it-IT"/>
+              </w:rPr>
+              <w:t>.</w:t>
+            </w:r>
+            <w:r>
+              <w:rPr>
+                <w:rFonts w:cs="BRH Devanagari Extra"/>
+                <w:color w:val="000000"/>
+                <w:szCs w:val="32"/>
+                <w:lang w:val="it-IT"/>
+              </w:rPr>
+              <w:t>6</w:t>
+            </w:r>
+            <w:r>
+              <w:rPr>
+                <w:rFonts w:ascii="BRH Devanagari Extra" w:hAnsi="BRH Devanagari Extra" w:cs="BRH Devanagari Extra"/>
+                <w:color w:val="000000"/>
+                <w:sz w:val="32"/>
+                <w:szCs w:val="32"/>
+                <w:lang w:val="it-IT"/>
+              </w:rPr>
+              <w:t>.</w:t>
+            </w:r>
+            <w:r>
+              <w:rPr>
+                <w:rFonts w:cs="BRH Devanagari Extra"/>
+                <w:color w:val="000000"/>
+                <w:szCs w:val="32"/>
+                <w:lang w:val="it-IT"/>
+              </w:rPr>
+              <w:t>2</w:t>
+            </w:r>
+            <w:r>
+              <w:rPr>
+                <w:rFonts w:ascii="BRH Devanagari Extra" w:hAnsi="BRH Devanagari Extra" w:cs="BRH Devanagari Extra"/>
+                <w:color w:val="000000"/>
+                <w:sz w:val="32"/>
+                <w:szCs w:val="32"/>
+                <w:lang w:val="it-IT"/>
+              </w:rPr>
+              <w:t>(</w:t>
+            </w:r>
+            <w:r>
+              <w:rPr>
+                <w:rFonts w:cs="BRH Devanagari Extra"/>
+                <w:color w:val="000000"/>
+                <w:szCs w:val="32"/>
+                <w:lang w:val="it-IT"/>
+              </w:rPr>
+              <w:t>27</w:t>
+            </w:r>
+            <w:r>
+              <w:rPr>
+                <w:rFonts w:ascii="BRH Devanagari Extra" w:hAnsi="BRH Devanagari Extra" w:cs="BRH Devanagari Extra"/>
+                <w:color w:val="000000"/>
+                <w:sz w:val="32"/>
+                <w:szCs w:val="32"/>
+                <w:lang w:val="it-IT"/>
+              </w:rPr>
+              <w:t>)- S</w:t>
+            </w:r>
+            <w:r>
+              <w:rPr>
+                <w:rFonts w:ascii="BRH Malayalam Extra" w:hAnsi="BRH Malayalam Extra" w:cs="BRH Devanagari Extra"/>
+                <w:color w:val="000000"/>
+                <w:szCs w:val="32"/>
+                <w:lang w:val="it-IT"/>
+              </w:rPr>
+              <w:t>–</w:t>
+            </w:r>
+            <w:r>
+              <w:rPr>
                 <w:rFonts w:ascii="BRH Devanagari Extra" w:hAnsi="BRH Devanagari Extra" w:cs="BRH Devanagari Extra"/>
                 <w:color w:val="000000"/>
                 <w:sz w:val="32"/>
@@ -16101,25 +16237,6 @@
                 <w:szCs w:val="32"/>
                 <w:lang w:val="it-IT"/>
               </w:rPr>
-              <w:t>S</w:t>
-            </w:r>
-            <w:r>
-              <w:rPr>
-                <w:rFonts w:ascii="BRH Malayalam Extra" w:hAnsi="BRH Malayalam Extra" w:cs="BRH Devanagari Extra"/>
-                <w:color w:val="000000"/>
-                <w:szCs w:val="32"/>
-                <w:lang w:val="it-IT"/>
-              </w:rPr>
-              <w:t>–</w:t>
-            </w:r>
-            <w:r>
-              <w:rPr>
-                <w:rFonts w:ascii="BRH Devanagari Extra" w:hAnsi="BRH Devanagari Extra" w:cs="BRH Devanagari Extra"/>
-                <w:color w:val="000000"/>
-                <w:sz w:val="32"/>
-                <w:szCs w:val="32"/>
-                <w:lang w:val="it-IT"/>
-              </w:rPr>
               <w:t>iÉÉ</w:t>
             </w:r>
             <w:r>
@@ -16139,45 +16256,26 @@
                 <w:szCs w:val="32"/>
                 <w:lang w:val="it-IT"/>
               </w:rPr>
-              <w:t>(aqÉç)</w:t>
-            </w:r>
-            <w:r>
-              <w:rPr>
-                <w:rFonts w:ascii="BRH Malayalam Extra" w:hAnsi="BRH Malayalam Extra" w:cs="BRH Devanagari Extra"/>
-                <w:color w:val="000000"/>
-                <w:szCs w:val="32"/>
-                <w:lang w:val="it-IT"/>
-              </w:rPr>
-              <w:t>–</w:t>
-            </w:r>
-            <w:r>
-              <w:rPr>
-                <w:rFonts w:ascii="BRH Devanagari Extra" w:hAnsi="BRH Devanagari Extra" w:cs="BRH Devanagari Extra"/>
-                <w:color w:val="000000"/>
-                <w:sz w:val="32"/>
-                <w:szCs w:val="32"/>
-                <w:lang w:val="it-IT"/>
-              </w:rPr>
-              <w:t xml:space="preserve"> Â</w:t>
-            </w:r>
-            <w:r>
-              <w:rPr>
-                <w:rFonts w:ascii="BRH Malayalam Extra" w:hAnsi="BRH Malayalam Extra" w:cs="BRH Devanagari Extra"/>
-                <w:color w:val="000000"/>
-                <w:szCs w:val="32"/>
-                <w:lang w:val="it-IT"/>
-              </w:rPr>
-              <w:t>–</w:t>
-            </w:r>
-            <w:r>
-              <w:rPr>
-                <w:rFonts w:ascii="BRH Devanagari Extra" w:hAnsi="BRH Devanagari Extra" w:cs="BRH Devanagari Extra"/>
-                <w:color w:val="000000"/>
-                <w:sz w:val="32"/>
-                <w:szCs w:val="32"/>
-                <w:lang w:val="it-IT"/>
-              </w:rPr>
-              <w:t>SìÉuÉþ</w:t>
+              <w:t>qÉç | Â</w:t>
+            </w:r>
+            <w:r>
+              <w:rPr>
+                <w:rFonts w:ascii="BRH Malayalam Extra" w:hAnsi="BRH Malayalam Extra" w:cs="BRH Devanagari Extra"/>
+                <w:color w:val="000000"/>
+                <w:szCs w:val="32"/>
+                <w:lang w:val="it-IT"/>
+              </w:rPr>
+              <w:t>–</w:t>
+            </w:r>
+            <w:r>
+              <w:rPr>
+                <w:rFonts w:ascii="BRH Devanagari Extra" w:hAnsi="BRH Devanagari Extra" w:cs="BRH Devanagari Extra"/>
+                <w:color w:val="000000"/>
+                <w:sz w:val="32"/>
+                <w:szCs w:val="32"/>
+                <w:lang w:val="it-IT"/>
+              </w:rPr>
+              <w:t>SìÉuÉ</w:t>
             </w:r>
             <w:r>
               <w:rPr>
@@ -16188,7 +16286,7 @@
                 <w:highlight w:val="yellow"/>
                 <w:lang w:val="it-IT"/>
               </w:rPr>
-              <w:t>xÉ</w:t>
+              <w:t>þxÉ</w:t>
             </w:r>
             <w:r>
               <w:rPr>
@@ -16217,327 +16315,45 @@
                 <w:szCs w:val="32"/>
                 <w:lang w:val="it-IT"/>
               </w:rPr>
-              <w:t>¹É Â</w:t>
-            </w:r>
-            <w:r>
-              <w:rPr>
-                <w:rFonts w:ascii="BRH Malayalam Extra" w:hAnsi="BRH Malayalam Extra" w:cs="BRH Devanagari Extra"/>
-                <w:color w:val="000000"/>
-                <w:szCs w:val="32"/>
-                <w:lang w:val="it-IT"/>
-              </w:rPr>
-              <w:t>–</w:t>
-            </w:r>
-            <w:r>
-              <w:rPr>
-                <w:rFonts w:ascii="BRH Devanagari Extra" w:hAnsi="BRH Devanagari Extra" w:cs="BRH Devanagari Extra"/>
-                <w:color w:val="000000"/>
-                <w:sz w:val="32"/>
-                <w:szCs w:val="32"/>
-                <w:lang w:val="it-IT"/>
-              </w:rPr>
-              <w:t>SìÉuÉþ</w:t>
-            </w:r>
-            <w:r>
-              <w:rPr>
-                <w:rFonts w:ascii="BRH Devanagari Extra" w:hAnsi="BRH Devanagari Extra" w:cs="BRH Devanagari Extra"/>
-                <w:color w:val="000000"/>
-                <w:sz w:val="32"/>
-                <w:szCs w:val="32"/>
-                <w:highlight w:val="yellow"/>
-                <w:lang w:val="it-IT"/>
-              </w:rPr>
-              <w:t>xÉ</w:t>
-            </w:r>
-            <w:r>
-              <w:rPr>
-                <w:rFonts w:ascii="BRH Devanagari Extra" w:hAnsi="BRH Devanagari Extra" w:cs="BRH Devanagari Extra"/>
-                <w:color w:val="000000"/>
-                <w:sz w:val="32"/>
-                <w:szCs w:val="32"/>
-                <w:lang w:val="it-IT"/>
-              </w:rPr>
-              <w:t>×</w:t>
-            </w:r>
-            <w:r>
-              <w:rPr>
-                <w:rFonts w:ascii="BRH Malayalam Extra" w:hAnsi="BRH Malayalam Extra" w:cs="BRH Devanagari Extra"/>
-                <w:color w:val="000000"/>
-                <w:szCs w:val="32"/>
-                <w:lang w:val="it-IT"/>
-              </w:rPr>
-              <w:t>–</w:t>
-            </w:r>
-            <w:r>
-              <w:rPr>
-                <w:rFonts w:ascii="BRH Devanagari Extra" w:hAnsi="BRH Devanagari Extra" w:cs="BRH Devanagari Extra"/>
-                <w:color w:val="000000"/>
-                <w:sz w:val="32"/>
-                <w:szCs w:val="32"/>
-                <w:lang w:val="it-IT"/>
-              </w:rPr>
-              <w:t xml:space="preserve">¹É </w:t>
-            </w:r>
-            <w:r>
-              <w:rPr>
-                <w:rFonts w:ascii="BRH Devanagari Extra" w:hAnsi="BRH Devanagari Extra" w:cs="BRH Devanagari Extra"/>
-                <w:color w:val="000000"/>
-                <w:sz w:val="32"/>
-                <w:szCs w:val="32"/>
-                <w:highlight w:val="yellow"/>
-                <w:lang w:val="it-IT"/>
-              </w:rPr>
-              <w:t>Sþ</w:t>
-            </w:r>
-            <w:r>
-              <w:rPr>
-                <w:rFonts w:ascii="BRH Devanagari Extra" w:hAnsi="BRH Devanagari Extra" w:cs="BRH Devanagari Extra"/>
-                <w:color w:val="000000"/>
-                <w:sz w:val="32"/>
-                <w:szCs w:val="32"/>
-                <w:lang w:val="it-IT"/>
-              </w:rPr>
-              <w:t>SiÉÉqÉç SSiÉÉ(aqÉç) Â</w:t>
-            </w:r>
-            <w:r>
-              <w:rPr>
-                <w:rFonts w:ascii="BRH Malayalam Extra" w:hAnsi="BRH Malayalam Extra" w:cs="BRH Devanagari Extra"/>
-                <w:color w:val="000000"/>
-                <w:szCs w:val="32"/>
-                <w:lang w:val="it-IT"/>
-              </w:rPr>
-              <w:t>–</w:t>
-            </w:r>
-            <w:r>
-              <w:rPr>
-                <w:rFonts w:ascii="BRH Devanagari Extra" w:hAnsi="BRH Devanagari Extra" w:cs="BRH Devanagari Extra"/>
-                <w:color w:val="000000"/>
-                <w:sz w:val="32"/>
-                <w:szCs w:val="32"/>
-                <w:lang w:val="it-IT"/>
-              </w:rPr>
-              <w:t>SìÉuÉþ</w:t>
-            </w:r>
-            <w:r>
-              <w:rPr>
-                <w:rFonts w:ascii="BRH Devanagari Extra" w:hAnsi="BRH Devanagari Extra" w:cs="BRH Devanagari Extra"/>
-                <w:color w:val="000000"/>
-                <w:sz w:val="32"/>
-                <w:szCs w:val="32"/>
-                <w:highlight w:val="yellow"/>
-                <w:lang w:val="it-IT"/>
-              </w:rPr>
-              <w:t>xÉ</w:t>
-            </w:r>
-            <w:r>
-              <w:rPr>
-                <w:rFonts w:ascii="BRH Devanagari Extra" w:hAnsi="BRH Devanagari Extra" w:cs="BRH Devanagari Extra"/>
-                <w:color w:val="000000"/>
-                <w:sz w:val="32"/>
-                <w:szCs w:val="32"/>
-                <w:lang w:val="it-IT"/>
-              </w:rPr>
-              <w:t>×</w:t>
-            </w:r>
-            <w:r>
-              <w:rPr>
-                <w:rFonts w:ascii="BRH Malayalam Extra" w:hAnsi="BRH Malayalam Extra" w:cs="BRH Devanagari Extra"/>
-                <w:color w:val="000000"/>
-                <w:szCs w:val="32"/>
-                <w:lang w:val="it-IT"/>
-              </w:rPr>
-              <w:t>–</w:t>
-            </w:r>
-            <w:r>
-              <w:rPr>
-                <w:rFonts w:ascii="BRH Devanagari Extra" w:hAnsi="BRH Devanagari Extra" w:cs="BRH Devanagari Extra"/>
-                <w:color w:val="000000"/>
-                <w:sz w:val="32"/>
-                <w:szCs w:val="32"/>
-                <w:lang w:val="it-IT"/>
-              </w:rPr>
-              <w:t>¹É Å</w:t>
-            </w:r>
-            <w:r>
-              <w:rPr>
-                <w:rFonts w:ascii="BRH Devanagari Extra" w:hAnsi="BRH Devanagari Extra" w:cs="BRH Devanagari Extra"/>
-                <w:color w:val="000000"/>
-                <w:sz w:val="32"/>
-                <w:szCs w:val="32"/>
-                <w:highlight w:val="yellow"/>
-                <w:lang w:val="it-IT"/>
-              </w:rPr>
-              <w:t>xrÉ</w:t>
-            </w:r>
-            <w:r>
-              <w:rPr>
-                <w:rFonts w:ascii="BRH Devanagari Extra" w:hAnsi="BRH Devanagari Extra" w:cs="BRH Devanagari Extra"/>
-                <w:color w:val="000000"/>
-                <w:sz w:val="32"/>
-                <w:szCs w:val="32"/>
-                <w:lang w:val="it-IT"/>
-              </w:rPr>
-              <w:t>þÍxÉ Â</w:t>
-            </w:r>
-            <w:r>
-              <w:rPr>
-                <w:rFonts w:ascii="BRH Malayalam Extra" w:hAnsi="BRH Malayalam Extra" w:cs="BRH Devanagari Extra"/>
-                <w:color w:val="000000"/>
-                <w:szCs w:val="32"/>
-                <w:lang w:val="it-IT"/>
-              </w:rPr>
-              <w:t>–</w:t>
-            </w:r>
-            <w:r>
-              <w:rPr>
-                <w:rFonts w:ascii="BRH Devanagari Extra" w:hAnsi="BRH Devanagari Extra" w:cs="BRH Devanagari Extra"/>
-                <w:color w:val="000000"/>
-                <w:sz w:val="32"/>
-                <w:szCs w:val="32"/>
-                <w:lang w:val="it-IT"/>
-              </w:rPr>
-              <w:t>SìÉuÉþ</w:t>
-            </w:r>
-            <w:r>
-              <w:rPr>
-                <w:rFonts w:ascii="BRH Devanagari Extra" w:hAnsi="BRH Devanagari Extra" w:cs="BRH Devanagari Extra"/>
-                <w:color w:val="000000"/>
-                <w:sz w:val="32"/>
-                <w:szCs w:val="32"/>
-                <w:highlight w:val="yellow"/>
-                <w:lang w:val="it-IT"/>
-              </w:rPr>
-              <w:t>xÉ</w:t>
-            </w:r>
-            <w:r>
-              <w:rPr>
-                <w:rFonts w:ascii="BRH Devanagari Extra" w:hAnsi="BRH Devanagari Extra" w:cs="BRH Devanagari Extra"/>
-                <w:color w:val="000000"/>
-                <w:sz w:val="32"/>
-                <w:szCs w:val="32"/>
-                <w:lang w:val="it-IT"/>
-              </w:rPr>
-              <w:t>×</w:t>
-            </w:r>
-            <w:r>
-              <w:rPr>
-                <w:rFonts w:ascii="BRH Malayalam Extra" w:hAnsi="BRH Malayalam Extra" w:cs="BRH Devanagari Extra"/>
-                <w:color w:val="000000"/>
-                <w:szCs w:val="32"/>
-                <w:lang w:val="it-IT"/>
-              </w:rPr>
-              <w:t>–</w:t>
-            </w:r>
-            <w:r>
-              <w:rPr>
-                <w:rFonts w:ascii="BRH Devanagari Extra" w:hAnsi="BRH Devanagari Extra" w:cs="BRH Devanagari Extra"/>
-                <w:color w:val="000000"/>
-                <w:sz w:val="32"/>
-                <w:szCs w:val="32"/>
-                <w:lang w:val="it-IT"/>
-              </w:rPr>
-              <w:t xml:space="preserve">¹É </w:t>
-            </w:r>
-            <w:r>
-              <w:rPr>
-                <w:rFonts w:ascii="BRH Devanagari Extra" w:hAnsi="BRH Devanagari Extra" w:cs="BRH Devanagari Extra"/>
-                <w:color w:val="000000"/>
-                <w:sz w:val="32"/>
-                <w:szCs w:val="32"/>
-                <w:highlight w:val="yellow"/>
-                <w:lang w:val="it-IT"/>
-              </w:rPr>
-              <w:t>S</w:t>
-            </w:r>
-            <w:r>
-              <w:rPr>
-                <w:rFonts w:ascii="BRH Devanagari Extra" w:hAnsi="BRH Devanagari Extra" w:cs="BRH Devanagari Extra"/>
-                <w:color w:val="000000"/>
-                <w:sz w:val="32"/>
-                <w:szCs w:val="32"/>
-                <w:lang w:val="it-IT"/>
-              </w:rPr>
-              <w:t>þSiÉÉqÉç SSiÉÉ(aqÉç) Â</w:t>
-            </w:r>
-            <w:r>
-              <w:rPr>
-                <w:rFonts w:ascii="BRH Malayalam Extra" w:hAnsi="BRH Malayalam Extra" w:cs="BRH Devanagari Extra"/>
-                <w:color w:val="000000"/>
-                <w:szCs w:val="32"/>
-                <w:lang w:val="it-IT"/>
-              </w:rPr>
-              <w:t>–</w:t>
-            </w:r>
-            <w:r>
-              <w:rPr>
-                <w:rFonts w:ascii="BRH Devanagari Extra" w:hAnsi="BRH Devanagari Extra" w:cs="BRH Devanagari Extra"/>
-                <w:color w:val="000000"/>
-                <w:sz w:val="32"/>
-                <w:szCs w:val="32"/>
-                <w:lang w:val="it-IT"/>
-              </w:rPr>
-              <w:t>SìÉuÉ</w:t>
-            </w:r>
-            <w:r>
-              <w:rPr>
-                <w:rFonts w:ascii="BRH Devanagari Extra" w:hAnsi="BRH Devanagari Extra" w:cs="BRH Devanagari Extra"/>
-                <w:color w:val="000000"/>
-                <w:sz w:val="32"/>
-                <w:szCs w:val="32"/>
-                <w:highlight w:val="yellow"/>
-                <w:lang w:val="it-IT"/>
-              </w:rPr>
-              <w:t>þxÉ</w:t>
-            </w:r>
-            <w:r>
-              <w:rPr>
-                <w:rFonts w:ascii="BRH Devanagari Extra" w:hAnsi="BRH Devanagari Extra" w:cs="BRH Devanagari Extra"/>
-                <w:color w:val="000000"/>
-                <w:sz w:val="32"/>
-                <w:szCs w:val="32"/>
-                <w:lang w:val="it-IT"/>
-              </w:rPr>
-              <w:t>×</w:t>
-            </w:r>
-            <w:r>
-              <w:rPr>
-                <w:rFonts w:ascii="BRH Malayalam Extra" w:hAnsi="BRH Malayalam Extra" w:cs="BRH Devanagari Extra"/>
-                <w:color w:val="000000"/>
-                <w:szCs w:val="32"/>
-                <w:lang w:val="it-IT"/>
-              </w:rPr>
-              <w:t>–</w:t>
-            </w:r>
-            <w:r>
-              <w:rPr>
-                <w:rFonts w:ascii="BRH Devanagari Extra" w:hAnsi="BRH Devanagari Extra" w:cs="BRH Devanagari Extra"/>
-                <w:color w:val="000000"/>
-                <w:sz w:val="32"/>
-                <w:szCs w:val="32"/>
-                <w:lang w:val="it-IT"/>
-              </w:rPr>
-              <w:t>¹É ÅÍ</w:t>
-            </w:r>
-            <w:r>
-              <w:rPr>
-                <w:rFonts w:ascii="BRH Devanagari Extra" w:hAnsi="BRH Devanagari Extra" w:cs="BRH Devanagari Extra"/>
-                <w:color w:val="000000"/>
-                <w:sz w:val="32"/>
-                <w:szCs w:val="32"/>
-                <w:highlight w:val="yellow"/>
-                <w:lang w:val="it-IT"/>
-              </w:rPr>
-              <w:t>xÉ</w:t>
-            </w:r>
-            <w:r>
-              <w:rPr>
-                <w:rFonts w:ascii="BRH Devanagari Extra" w:hAnsi="BRH Devanagari Extra" w:cs="BRH Devanagari Extra"/>
-                <w:color w:val="000000"/>
-                <w:sz w:val="32"/>
-                <w:szCs w:val="32"/>
-                <w:lang w:val="it-IT"/>
-              </w:rPr>
-              <w:t xml:space="preserve">þ | </w:t>
+              <w:t>¹É | A</w:t>
+            </w:r>
+            <w:r>
+              <w:rPr>
+                <w:rFonts w:ascii="BRH Malayalam Extra" w:hAnsi="BRH Malayalam Extra" w:cs="BRH Devanagari Extra"/>
+                <w:color w:val="000000"/>
+                <w:szCs w:val="32"/>
+                <w:lang w:val="it-IT"/>
+              </w:rPr>
+              <w:t>–</w:t>
+            </w:r>
+            <w:r>
+              <w:rPr>
+                <w:rFonts w:ascii="BRH Devanagari Extra" w:hAnsi="BRH Devanagari Extra" w:cs="BRH Devanagari Extra"/>
+                <w:color w:val="000000"/>
+                <w:sz w:val="32"/>
+                <w:szCs w:val="32"/>
+                <w:lang w:val="it-IT"/>
+              </w:rPr>
+              <w:t>ÍxÉ</w:t>
+            </w:r>
+            <w:r>
+              <w:rPr>
+                <w:rFonts w:ascii="BRH Malayalam Extra" w:hAnsi="BRH Malayalam Extra" w:cs="BRH Devanagari Extra"/>
+                <w:color w:val="000000"/>
+                <w:szCs w:val="32"/>
+                <w:lang w:val="it-IT"/>
+              </w:rPr>
+              <w:t>–</w:t>
+            </w:r>
+            <w:r>
+              <w:rPr>
+                <w:rFonts w:ascii="BRH Devanagari Extra" w:hAnsi="BRH Devanagari Extra" w:cs="BRH Devanagari Extra"/>
+                <w:color w:val="000000"/>
+                <w:sz w:val="32"/>
+                <w:szCs w:val="32"/>
+                <w:lang w:val="it-IT"/>
+              </w:rPr>
+              <w:t xml:space="preserve"> |</w:t>
             </w:r>
           </w:p>
           <w:p>
@@ -16557,12 +16373,492 @@
             </w:pPr>
             <w:r>
               <w:rPr>
-                <w:rFonts w:cs="BRH Devanagari Extra"/>
-                <w:color w:val="000000"/>
-                <w:szCs w:val="32"/>
-                <w:lang w:val="it-IT"/>
-              </w:rPr>
-              <w:lastRenderedPageBreak/>
+                <w:rFonts w:ascii="BRH Devanagari Extra" w:hAnsi="BRH Devanagari Extra" w:cs="BRH Devanagari Extra"/>
+                <w:color w:val="000000"/>
+                <w:sz w:val="32"/>
+                <w:szCs w:val="32"/>
+                <w:lang w:val="it-IT"/>
+              </w:rPr>
+              <w:t>S</w:t>
+            </w:r>
+            <w:r>
+              <w:rPr>
+                <w:rFonts w:ascii="BRH Malayalam Extra" w:hAnsi="BRH Malayalam Extra" w:cs="BRH Devanagari Extra"/>
+                <w:color w:val="000000"/>
+                <w:szCs w:val="32"/>
+                <w:lang w:val="it-IT"/>
+              </w:rPr>
+              <w:t>–</w:t>
+            </w:r>
+            <w:r>
+              <w:rPr>
+                <w:rFonts w:ascii="BRH Devanagari Extra" w:hAnsi="BRH Devanagari Extra" w:cs="BRH Devanagari Extra"/>
+                <w:color w:val="000000"/>
+                <w:sz w:val="32"/>
+                <w:szCs w:val="32"/>
+                <w:lang w:val="it-IT"/>
+              </w:rPr>
+              <w:t>S</w:t>
+            </w:r>
+            <w:r>
+              <w:rPr>
+                <w:rFonts w:ascii="BRH Malayalam Extra" w:hAnsi="BRH Malayalam Extra" w:cs="BRH Devanagari Extra"/>
+                <w:color w:val="000000"/>
+                <w:szCs w:val="32"/>
+                <w:lang w:val="it-IT"/>
+              </w:rPr>
+              <w:t>–</w:t>
+            </w:r>
+            <w:r>
+              <w:rPr>
+                <w:rFonts w:ascii="BRH Devanagari Extra" w:hAnsi="BRH Devanagari Extra" w:cs="BRH Devanagari Extra"/>
+                <w:color w:val="000000"/>
+                <w:sz w:val="32"/>
+                <w:szCs w:val="32"/>
+                <w:lang w:val="it-IT"/>
+              </w:rPr>
+              <w:t>iÉÉ</w:t>
+            </w:r>
+            <w:r>
+              <w:rPr>
+                <w:rFonts w:ascii="BRH Malayalam Extra" w:hAnsi="BRH Malayalam Extra" w:cs="BRH Devanagari Extra"/>
+                <w:color w:val="000000"/>
+                <w:szCs w:val="32"/>
+                <w:lang w:val="it-IT"/>
+              </w:rPr>
+              <w:t>–</w:t>
+            </w:r>
+            <w:r>
+              <w:rPr>
+                <w:rFonts w:ascii="BRH Devanagari Extra" w:hAnsi="BRH Devanagari Extra" w:cs="BRH Devanagari Extra"/>
+                <w:color w:val="000000"/>
+                <w:sz w:val="32"/>
+                <w:szCs w:val="32"/>
+                <w:lang w:val="it-IT"/>
+              </w:rPr>
+              <w:t>(aqÉç)</w:t>
+            </w:r>
+            <w:r>
+              <w:rPr>
+                <w:rFonts w:ascii="BRH Malayalam Extra" w:hAnsi="BRH Malayalam Extra" w:cs="BRH Devanagari Extra"/>
+                <w:color w:val="000000"/>
+                <w:szCs w:val="32"/>
+                <w:lang w:val="it-IT"/>
+              </w:rPr>
+              <w:t>–</w:t>
+            </w:r>
+            <w:r>
+              <w:rPr>
+                <w:rFonts w:ascii="BRH Devanagari Extra" w:hAnsi="BRH Devanagari Extra" w:cs="BRH Devanagari Extra"/>
+                <w:color w:val="000000"/>
+                <w:sz w:val="32"/>
+                <w:szCs w:val="32"/>
+                <w:lang w:val="it-IT"/>
+              </w:rPr>
+              <w:t xml:space="preserve"> Â</w:t>
+            </w:r>
+            <w:r>
+              <w:rPr>
+                <w:rFonts w:ascii="BRH Malayalam Extra" w:hAnsi="BRH Malayalam Extra" w:cs="BRH Devanagari Extra"/>
+                <w:color w:val="000000"/>
+                <w:szCs w:val="32"/>
+                <w:lang w:val="it-IT"/>
+              </w:rPr>
+              <w:t>–</w:t>
+            </w:r>
+            <w:r>
+              <w:rPr>
+                <w:rFonts w:ascii="BRH Devanagari Extra" w:hAnsi="BRH Devanagari Extra" w:cs="BRH Devanagari Extra"/>
+                <w:color w:val="000000"/>
+                <w:sz w:val="32"/>
+                <w:szCs w:val="32"/>
+                <w:lang w:val="it-IT"/>
+              </w:rPr>
+              <w:t>SìÉuÉþ</w:t>
+            </w:r>
+            <w:r>
+              <w:rPr>
+                <w:rFonts w:ascii="BRH Devanagari Extra" w:hAnsi="BRH Devanagari Extra" w:cs="BRH Devanagari Extra"/>
+                <w:color w:val="000000"/>
+                <w:sz w:val="32"/>
+                <w:szCs w:val="32"/>
+                <w:highlight w:val="yellow"/>
+                <w:lang w:val="it-IT"/>
+              </w:rPr>
+              <w:t>xÉ</w:t>
+            </w:r>
+            <w:r>
+              <w:rPr>
+                <w:rFonts w:ascii="BRH Devanagari Extra" w:hAnsi="BRH Devanagari Extra" w:cs="BRH Devanagari Extra"/>
+                <w:color w:val="000000"/>
+                <w:sz w:val="32"/>
+                <w:szCs w:val="32"/>
+                <w:lang w:val="it-IT"/>
+              </w:rPr>
+              <w:t>×</w:t>
+            </w:r>
+            <w:r>
+              <w:rPr>
+                <w:rFonts w:ascii="BRH Malayalam Extra" w:hAnsi="BRH Malayalam Extra" w:cs="BRH Devanagari Extra"/>
+                <w:color w:val="000000"/>
+                <w:szCs w:val="32"/>
+                <w:lang w:val="it-IT"/>
+              </w:rPr>
+              <w:t>–</w:t>
+            </w:r>
+            <w:r>
+              <w:rPr>
+                <w:rFonts w:ascii="BRH Devanagari Extra" w:hAnsi="BRH Devanagari Extra" w:cs="BRH Devanagari Extra"/>
+                <w:color w:val="000000"/>
+                <w:sz w:val="32"/>
+                <w:szCs w:val="32"/>
+                <w:lang w:val="it-IT"/>
+              </w:rPr>
+              <w:t>¹É Â</w:t>
+            </w:r>
+            <w:r>
+              <w:rPr>
+                <w:rFonts w:ascii="BRH Malayalam Extra" w:hAnsi="BRH Malayalam Extra" w:cs="BRH Devanagari Extra"/>
+                <w:color w:val="000000"/>
+                <w:szCs w:val="32"/>
+                <w:lang w:val="it-IT"/>
+              </w:rPr>
+              <w:t>–</w:t>
+            </w:r>
+            <w:r>
+              <w:rPr>
+                <w:rFonts w:ascii="BRH Devanagari Extra" w:hAnsi="BRH Devanagari Extra" w:cs="BRH Devanagari Extra"/>
+                <w:color w:val="000000"/>
+                <w:sz w:val="32"/>
+                <w:szCs w:val="32"/>
+                <w:lang w:val="it-IT"/>
+              </w:rPr>
+              <w:t>SìÉuÉþ</w:t>
+            </w:r>
+            <w:r>
+              <w:rPr>
+                <w:rFonts w:ascii="BRH Devanagari Extra" w:hAnsi="BRH Devanagari Extra" w:cs="BRH Devanagari Extra"/>
+                <w:color w:val="000000"/>
+                <w:sz w:val="32"/>
+                <w:szCs w:val="32"/>
+                <w:highlight w:val="yellow"/>
+                <w:lang w:val="it-IT"/>
+              </w:rPr>
+              <w:t>xÉ</w:t>
+            </w:r>
+            <w:r>
+              <w:rPr>
+                <w:rFonts w:ascii="BRH Devanagari Extra" w:hAnsi="BRH Devanagari Extra" w:cs="BRH Devanagari Extra"/>
+                <w:color w:val="000000"/>
+                <w:sz w:val="32"/>
+                <w:szCs w:val="32"/>
+                <w:lang w:val="it-IT"/>
+              </w:rPr>
+              <w:t>×</w:t>
+            </w:r>
+            <w:r>
+              <w:rPr>
+                <w:rFonts w:ascii="BRH Malayalam Extra" w:hAnsi="BRH Malayalam Extra" w:cs="BRH Devanagari Extra"/>
+                <w:color w:val="000000"/>
+                <w:szCs w:val="32"/>
+                <w:lang w:val="it-IT"/>
+              </w:rPr>
+              <w:t>–</w:t>
+            </w:r>
+            <w:r>
+              <w:rPr>
+                <w:rFonts w:ascii="BRH Devanagari Extra" w:hAnsi="BRH Devanagari Extra" w:cs="BRH Devanagari Extra"/>
+                <w:color w:val="000000"/>
+                <w:sz w:val="32"/>
+                <w:szCs w:val="32"/>
+                <w:lang w:val="it-IT"/>
+              </w:rPr>
+              <w:t xml:space="preserve">¹É </w:t>
+            </w:r>
+            <w:r>
+              <w:rPr>
+                <w:rFonts w:ascii="BRH Devanagari Extra" w:hAnsi="BRH Devanagari Extra" w:cs="BRH Devanagari Extra"/>
+                <w:color w:val="000000"/>
+                <w:sz w:val="32"/>
+                <w:szCs w:val="32"/>
+                <w:highlight w:val="yellow"/>
+                <w:lang w:val="it-IT"/>
+              </w:rPr>
+              <w:t>Sþ</w:t>
+            </w:r>
+            <w:r>
+              <w:rPr>
+                <w:rFonts w:ascii="BRH Devanagari Extra" w:hAnsi="BRH Devanagari Extra" w:cs="BRH Devanagari Extra"/>
+                <w:color w:val="000000"/>
+                <w:sz w:val="32"/>
+                <w:szCs w:val="32"/>
+                <w:lang w:val="it-IT"/>
+              </w:rPr>
+              <w:t>SiÉÉqÉç SSiÉÉ(aqÉç) Â</w:t>
+            </w:r>
+            <w:r>
+              <w:rPr>
+                <w:rFonts w:ascii="BRH Malayalam Extra" w:hAnsi="BRH Malayalam Extra" w:cs="BRH Devanagari Extra"/>
+                <w:color w:val="000000"/>
+                <w:szCs w:val="32"/>
+                <w:lang w:val="it-IT"/>
+              </w:rPr>
+              <w:t>–</w:t>
+            </w:r>
+            <w:r>
+              <w:rPr>
+                <w:rFonts w:ascii="BRH Devanagari Extra" w:hAnsi="BRH Devanagari Extra" w:cs="BRH Devanagari Extra"/>
+                <w:color w:val="000000"/>
+                <w:sz w:val="32"/>
+                <w:szCs w:val="32"/>
+                <w:lang w:val="it-IT"/>
+              </w:rPr>
+              <w:t>SìÉuÉþ</w:t>
+            </w:r>
+            <w:r>
+              <w:rPr>
+                <w:rFonts w:ascii="BRH Devanagari Extra" w:hAnsi="BRH Devanagari Extra" w:cs="BRH Devanagari Extra"/>
+                <w:color w:val="000000"/>
+                <w:sz w:val="32"/>
+                <w:szCs w:val="32"/>
+                <w:highlight w:val="yellow"/>
+                <w:lang w:val="it-IT"/>
+              </w:rPr>
+              <w:t>xÉ</w:t>
+            </w:r>
+            <w:r>
+              <w:rPr>
+                <w:rFonts w:ascii="BRH Devanagari Extra" w:hAnsi="BRH Devanagari Extra" w:cs="BRH Devanagari Extra"/>
+                <w:color w:val="000000"/>
+                <w:sz w:val="32"/>
+                <w:szCs w:val="32"/>
+                <w:lang w:val="it-IT"/>
+              </w:rPr>
+              <w:t>×</w:t>
+            </w:r>
+            <w:r>
+              <w:rPr>
+                <w:rFonts w:ascii="BRH Malayalam Extra" w:hAnsi="BRH Malayalam Extra" w:cs="BRH Devanagari Extra"/>
+                <w:color w:val="000000"/>
+                <w:szCs w:val="32"/>
+                <w:lang w:val="it-IT"/>
+              </w:rPr>
+              <w:t>–</w:t>
+            </w:r>
+            <w:r>
+              <w:rPr>
+                <w:rFonts w:ascii="BRH Devanagari Extra" w:hAnsi="BRH Devanagari Extra" w:cs="BRH Devanagari Extra"/>
+                <w:color w:val="000000"/>
+                <w:sz w:val="32"/>
+                <w:szCs w:val="32"/>
+                <w:lang w:val="it-IT"/>
+              </w:rPr>
+              <w:t>¹É Å</w:t>
+            </w:r>
+            <w:r>
+              <w:rPr>
+                <w:rFonts w:ascii="BRH Devanagari Extra" w:hAnsi="BRH Devanagari Extra" w:cs="BRH Devanagari Extra"/>
+                <w:color w:val="000000"/>
+                <w:sz w:val="32"/>
+                <w:szCs w:val="32"/>
+                <w:highlight w:val="yellow"/>
+                <w:lang w:val="it-IT"/>
+              </w:rPr>
+              <w:t>xrÉ</w:t>
+            </w:r>
+            <w:r>
+              <w:rPr>
+                <w:rFonts w:ascii="BRH Devanagari Extra" w:hAnsi="BRH Devanagari Extra" w:cs="BRH Devanagari Extra"/>
+                <w:color w:val="000000"/>
+                <w:sz w:val="32"/>
+                <w:szCs w:val="32"/>
+                <w:lang w:val="it-IT"/>
+              </w:rPr>
+              <w:t>þÍxÉ Â</w:t>
+            </w:r>
+            <w:r>
+              <w:rPr>
+                <w:rFonts w:ascii="BRH Malayalam Extra" w:hAnsi="BRH Malayalam Extra" w:cs="BRH Devanagari Extra"/>
+                <w:color w:val="000000"/>
+                <w:szCs w:val="32"/>
+                <w:lang w:val="it-IT"/>
+              </w:rPr>
+              <w:t>–</w:t>
+            </w:r>
+            <w:r>
+              <w:rPr>
+                <w:rFonts w:ascii="BRH Devanagari Extra" w:hAnsi="BRH Devanagari Extra" w:cs="BRH Devanagari Extra"/>
+                <w:color w:val="000000"/>
+                <w:sz w:val="32"/>
+                <w:szCs w:val="32"/>
+                <w:lang w:val="it-IT"/>
+              </w:rPr>
+              <w:t>SìÉuÉþ</w:t>
+            </w:r>
+            <w:r>
+              <w:rPr>
+                <w:rFonts w:ascii="BRH Devanagari Extra" w:hAnsi="BRH Devanagari Extra" w:cs="BRH Devanagari Extra"/>
+                <w:color w:val="000000"/>
+                <w:sz w:val="32"/>
+                <w:szCs w:val="32"/>
+                <w:highlight w:val="yellow"/>
+                <w:lang w:val="it-IT"/>
+              </w:rPr>
+              <w:t>xÉ</w:t>
+            </w:r>
+            <w:r>
+              <w:rPr>
+                <w:rFonts w:ascii="BRH Devanagari Extra" w:hAnsi="BRH Devanagari Extra" w:cs="BRH Devanagari Extra"/>
+                <w:color w:val="000000"/>
+                <w:sz w:val="32"/>
+                <w:szCs w:val="32"/>
+                <w:lang w:val="it-IT"/>
+              </w:rPr>
+              <w:t>×</w:t>
+            </w:r>
+            <w:r>
+              <w:rPr>
+                <w:rFonts w:ascii="BRH Malayalam Extra" w:hAnsi="BRH Malayalam Extra" w:cs="BRH Devanagari Extra"/>
+                <w:color w:val="000000"/>
+                <w:szCs w:val="32"/>
+                <w:lang w:val="it-IT"/>
+              </w:rPr>
+              <w:t>–</w:t>
+            </w:r>
+            <w:r>
+              <w:rPr>
+                <w:rFonts w:ascii="BRH Devanagari Extra" w:hAnsi="BRH Devanagari Extra" w:cs="BRH Devanagari Extra"/>
+                <w:color w:val="000000"/>
+                <w:sz w:val="32"/>
+                <w:szCs w:val="32"/>
+                <w:lang w:val="it-IT"/>
+              </w:rPr>
+              <w:t xml:space="preserve">¹É </w:t>
+            </w:r>
+            <w:r>
+              <w:rPr>
+                <w:rFonts w:ascii="BRH Devanagari Extra" w:hAnsi="BRH Devanagari Extra" w:cs="BRH Devanagari Extra"/>
+                <w:color w:val="000000"/>
+                <w:sz w:val="32"/>
+                <w:szCs w:val="32"/>
+                <w:highlight w:val="yellow"/>
+                <w:lang w:val="it-IT"/>
+              </w:rPr>
+              <w:t>S</w:t>
+            </w:r>
+            <w:r>
+              <w:rPr>
+                <w:rFonts w:ascii="BRH Devanagari Extra" w:hAnsi="BRH Devanagari Extra" w:cs="BRH Devanagari Extra"/>
+                <w:color w:val="000000"/>
+                <w:sz w:val="32"/>
+                <w:szCs w:val="32"/>
+                <w:lang w:val="it-IT"/>
+              </w:rPr>
+              <w:t>þSiÉÉqÉç SSiÉÉ(aqÉç) Â</w:t>
+            </w:r>
+            <w:r>
+              <w:rPr>
+                <w:rFonts w:ascii="BRH Malayalam Extra" w:hAnsi="BRH Malayalam Extra" w:cs="BRH Devanagari Extra"/>
+                <w:color w:val="000000"/>
+                <w:szCs w:val="32"/>
+                <w:lang w:val="it-IT"/>
+              </w:rPr>
+              <w:t>–</w:t>
+            </w:r>
+            <w:r>
+              <w:rPr>
+                <w:rFonts w:ascii="BRH Devanagari Extra" w:hAnsi="BRH Devanagari Extra" w:cs="BRH Devanagari Extra"/>
+                <w:color w:val="000000"/>
+                <w:sz w:val="32"/>
+                <w:szCs w:val="32"/>
+                <w:lang w:val="it-IT"/>
+              </w:rPr>
+              <w:t>SìÉuÉ</w:t>
+            </w:r>
+            <w:r>
+              <w:rPr>
+                <w:rFonts w:ascii="BRH Devanagari Extra" w:hAnsi="BRH Devanagari Extra" w:cs="BRH Devanagari Extra"/>
+                <w:color w:val="000000"/>
+                <w:sz w:val="32"/>
+                <w:szCs w:val="32"/>
+                <w:highlight w:val="yellow"/>
+                <w:lang w:val="it-IT"/>
+              </w:rPr>
+              <w:t>þxÉ</w:t>
+            </w:r>
+            <w:r>
+              <w:rPr>
+                <w:rFonts w:ascii="BRH Devanagari Extra" w:hAnsi="BRH Devanagari Extra" w:cs="BRH Devanagari Extra"/>
+                <w:color w:val="000000"/>
+                <w:sz w:val="32"/>
+                <w:szCs w:val="32"/>
+                <w:lang w:val="it-IT"/>
+              </w:rPr>
+              <w:t>×</w:t>
+            </w:r>
+            <w:r>
+              <w:rPr>
+                <w:rFonts w:ascii="BRH Malayalam Extra" w:hAnsi="BRH Malayalam Extra" w:cs="BRH Devanagari Extra"/>
+                <w:color w:val="000000"/>
+                <w:szCs w:val="32"/>
+                <w:lang w:val="it-IT"/>
+              </w:rPr>
+              <w:t>–</w:t>
+            </w:r>
+            <w:r>
+              <w:rPr>
+                <w:rFonts w:ascii="BRH Devanagari Extra" w:hAnsi="BRH Devanagari Extra" w:cs="BRH Devanagari Extra"/>
+                <w:color w:val="000000"/>
+                <w:sz w:val="32"/>
+                <w:szCs w:val="32"/>
+                <w:lang w:val="it-IT"/>
+              </w:rPr>
+              <w:t>¹É ÅÍ</w:t>
+            </w:r>
+            <w:r>
+              <w:rPr>
+                <w:rFonts w:ascii="BRH Devanagari Extra" w:hAnsi="BRH Devanagari Extra" w:cs="BRH Devanagari Extra"/>
+                <w:color w:val="000000"/>
+                <w:sz w:val="32"/>
+                <w:szCs w:val="32"/>
+                <w:highlight w:val="yellow"/>
+                <w:lang w:val="it-IT"/>
+              </w:rPr>
+              <w:t>xÉ</w:t>
+            </w:r>
+            <w:r>
+              <w:rPr>
+                <w:rFonts w:ascii="BRH Devanagari Extra" w:hAnsi="BRH Devanagari Extra" w:cs="BRH Devanagari Extra"/>
+                <w:color w:val="000000"/>
+                <w:sz w:val="32"/>
+                <w:szCs w:val="32"/>
+                <w:lang w:val="it-IT"/>
+              </w:rPr>
+              <w:t xml:space="preserve">þ | </w:t>
+            </w:r>
+          </w:p>
+          <w:p>
+            <w:pPr>
+              <w:widowControl w:val="0"/>
+              <w:autoSpaceDE w:val="0"/>
+              <w:autoSpaceDN w:val="0"/>
+              <w:adjustRightInd w:val="0"/>
+              <w:spacing w:before="0" w:line="240" w:lineRule="auto"/>
+              <w:rPr>
+                <w:rFonts w:ascii="BRH Devanagari Extra" w:hAnsi="BRH Devanagari Extra" w:cs="BRH Devanagari Extra"/>
+                <w:color w:val="000000"/>
+                <w:sz w:val="32"/>
+                <w:szCs w:val="32"/>
+                <w:lang w:val="it-IT"/>
+              </w:rPr>
+            </w:pPr>
+            <w:r>
+              <w:rPr>
+                <w:rFonts w:cs="BRH Devanagari Extra"/>
+                <w:color w:val="000000"/>
+                <w:szCs w:val="32"/>
+                <w:lang w:val="it-IT"/>
+              </w:rPr>
               <w:t>30</w:t>
             </w:r>
             <w:r>
@@ -18170,276 +18466,6 @@
                 <w:lang w:val="it-IT"/>
               </w:rPr>
             </w:pPr>
-            <w:r>
-              <w:rPr>
-                <w:rFonts w:cs="BRH Devanagari Extra"/>
-                <w:color w:val="000000"/>
-                <w:szCs w:val="32"/>
-                <w:lang w:val="it-IT"/>
-              </w:rPr>
-              <w:t>29</w:t>
-            </w:r>
-            <w:r>
-              <w:rPr>
-                <w:rFonts w:ascii="BRH Devanagari Extra" w:hAnsi="BRH Devanagari Extra" w:cs="BRH Devanagari Extra"/>
-                <w:color w:val="000000"/>
-                <w:sz w:val="32"/>
-                <w:szCs w:val="32"/>
-                <w:lang w:val="it-IT"/>
-              </w:rPr>
-              <w:t>)</w:t>
-            </w:r>
-            <w:r>
-              <w:rPr>
-                <w:rFonts w:ascii="BRH Devanagari Extra" w:hAnsi="BRH Devanagari Extra" w:cs="BRH Devanagari Extra"/>
-                <w:color w:val="000000"/>
-                <w:sz w:val="32"/>
-                <w:szCs w:val="32"/>
-                <w:lang w:val="it-IT"/>
-              </w:rPr>
-              <w:tab/>
-            </w:r>
-            <w:r>
-              <w:rPr>
-                <w:rFonts w:cs="BRH Devanagari Extra"/>
-                <w:color w:val="000000"/>
-                <w:szCs w:val="32"/>
-                <w:lang w:val="it-IT"/>
-              </w:rPr>
-              <w:t>3</w:t>
-            </w:r>
-            <w:r>
-              <w:rPr>
-                <w:rFonts w:ascii="BRH Devanagari Extra" w:hAnsi="BRH Devanagari Extra" w:cs="BRH Devanagari Extra"/>
-                <w:color w:val="000000"/>
-                <w:sz w:val="32"/>
-                <w:szCs w:val="32"/>
-                <w:lang w:val="it-IT"/>
-              </w:rPr>
-              <w:t>.</w:t>
-            </w:r>
-            <w:r>
-              <w:rPr>
-                <w:rFonts w:cs="BRH Devanagari Extra"/>
-                <w:color w:val="000000"/>
-                <w:szCs w:val="32"/>
-                <w:lang w:val="it-IT"/>
-              </w:rPr>
-              <w:t>5</w:t>
-            </w:r>
-            <w:r>
-              <w:rPr>
-                <w:rFonts w:ascii="BRH Devanagari Extra" w:hAnsi="BRH Devanagari Extra" w:cs="BRH Devanagari Extra"/>
-                <w:color w:val="000000"/>
-                <w:sz w:val="32"/>
-                <w:szCs w:val="32"/>
-                <w:lang w:val="it-IT"/>
-              </w:rPr>
-              <w:t>.</w:t>
-            </w:r>
-            <w:r>
-              <w:rPr>
-                <w:rFonts w:cs="BRH Devanagari Extra"/>
-                <w:color w:val="000000"/>
-                <w:szCs w:val="32"/>
-                <w:lang w:val="it-IT"/>
-              </w:rPr>
-              <w:t>6</w:t>
-            </w:r>
-            <w:r>
-              <w:rPr>
-                <w:rFonts w:ascii="BRH Devanagari Extra" w:hAnsi="BRH Devanagari Extra" w:cs="BRH Devanagari Extra"/>
-                <w:color w:val="000000"/>
-                <w:sz w:val="32"/>
-                <w:szCs w:val="32"/>
-                <w:lang w:val="it-IT"/>
-              </w:rPr>
-              <w:t>.</w:t>
-            </w:r>
-            <w:r>
-              <w:rPr>
-                <w:rFonts w:cs="BRH Devanagari Extra"/>
-                <w:color w:val="000000"/>
-                <w:szCs w:val="32"/>
-                <w:lang w:val="it-IT"/>
-              </w:rPr>
-              <w:t>2</w:t>
-            </w:r>
-            <w:r>
-              <w:rPr>
-                <w:rFonts w:ascii="BRH Devanagari Extra" w:hAnsi="BRH Devanagari Extra" w:cs="BRH Devanagari Extra"/>
-                <w:color w:val="000000"/>
-                <w:sz w:val="32"/>
-                <w:szCs w:val="32"/>
-                <w:lang w:val="it-IT"/>
-              </w:rPr>
-              <w:t>(</w:t>
-            </w:r>
-            <w:r>
-              <w:rPr>
-                <w:rFonts w:cs="BRH Devanagari Extra"/>
-                <w:color w:val="000000"/>
-                <w:szCs w:val="32"/>
-                <w:lang w:val="it-IT"/>
-              </w:rPr>
-              <w:t>27</w:t>
-            </w:r>
-            <w:r>
-              <w:rPr>
-                <w:rFonts w:ascii="BRH Devanagari Extra" w:hAnsi="BRH Devanagari Extra" w:cs="BRH Devanagari Extra"/>
-                <w:color w:val="000000"/>
-                <w:sz w:val="32"/>
-                <w:szCs w:val="32"/>
-                <w:lang w:val="it-IT"/>
-              </w:rPr>
-              <w:t>)- S</w:t>
-            </w:r>
-            <w:r>
-              <w:rPr>
-                <w:rFonts w:ascii="BRH Malayalam Extra" w:hAnsi="BRH Malayalam Extra" w:cs="BRH Devanagari Extra"/>
-                <w:color w:val="000000"/>
-                <w:szCs w:val="32"/>
-                <w:lang w:val="it-IT"/>
-              </w:rPr>
-              <w:t>–</w:t>
-            </w:r>
-            <w:r>
-              <w:rPr>
-                <w:rFonts w:ascii="BRH Devanagari Extra" w:hAnsi="BRH Devanagari Extra" w:cs="BRH Devanagari Extra"/>
-                <w:color w:val="000000"/>
-                <w:sz w:val="32"/>
-                <w:szCs w:val="32"/>
-                <w:lang w:val="it-IT"/>
-              </w:rPr>
-              <w:t>S</w:t>
-            </w:r>
-            <w:r>
-              <w:rPr>
-                <w:rFonts w:ascii="BRH Malayalam Extra" w:hAnsi="BRH Malayalam Extra" w:cs="BRH Devanagari Extra"/>
-                <w:color w:val="000000"/>
-                <w:szCs w:val="32"/>
-                <w:lang w:val="it-IT"/>
-              </w:rPr>
-              <w:t>–</w:t>
-            </w:r>
-            <w:r>
-              <w:rPr>
-                <w:rFonts w:ascii="BRH Devanagari Extra" w:hAnsi="BRH Devanagari Extra" w:cs="BRH Devanagari Extra"/>
-                <w:color w:val="000000"/>
-                <w:sz w:val="32"/>
-                <w:szCs w:val="32"/>
-                <w:lang w:val="it-IT"/>
-              </w:rPr>
-              <w:t>iÉÉ</w:t>
-            </w:r>
-            <w:r>
-              <w:rPr>
-                <w:rFonts w:ascii="BRH Malayalam Extra" w:hAnsi="BRH Malayalam Extra" w:cs="BRH Devanagari Extra"/>
-                <w:color w:val="000000"/>
-                <w:szCs w:val="32"/>
-                <w:lang w:val="it-IT"/>
-              </w:rPr>
-              <w:t>–</w:t>
-            </w:r>
-            <w:r>
-              <w:rPr>
-                <w:rFonts w:ascii="BRH Devanagari Extra" w:hAnsi="BRH Devanagari Extra" w:cs="BRH Devanagari Extra"/>
-                <w:color w:val="000000"/>
-                <w:sz w:val="32"/>
-                <w:szCs w:val="32"/>
-                <w:lang w:val="it-IT"/>
-              </w:rPr>
-              <w:t>qÉç | Â</w:t>
-            </w:r>
-            <w:r>
-              <w:rPr>
-                <w:rFonts w:ascii="BRH Malayalam Extra" w:hAnsi="BRH Malayalam Extra" w:cs="BRH Devanagari Extra"/>
-                <w:color w:val="000000"/>
-                <w:szCs w:val="32"/>
-                <w:lang w:val="it-IT"/>
-              </w:rPr>
-              <w:t>–</w:t>
-            </w:r>
-            <w:r>
-              <w:rPr>
-                <w:rFonts w:ascii="BRH Devanagari Extra" w:hAnsi="BRH Devanagari Extra" w:cs="BRH Devanagari Extra"/>
-                <w:color w:val="000000"/>
-                <w:sz w:val="32"/>
-                <w:szCs w:val="32"/>
-                <w:lang w:val="it-IT"/>
-              </w:rPr>
-              <w:t>SìÉuÉ</w:t>
-            </w:r>
-            <w:r>
-              <w:rPr>
-                <w:rFonts w:ascii="BRH Devanagari Extra" w:hAnsi="BRH Devanagari Extra" w:cs="BRH Devanagari Extra"/>
-                <w:color w:val="000000"/>
-                <w:sz w:val="32"/>
-                <w:szCs w:val="32"/>
-                <w:highlight w:val="yellow"/>
-                <w:lang w:val="it-IT"/>
-              </w:rPr>
-              <w:t>þ</w:t>
-            </w:r>
-            <w:r>
-              <w:rPr>
-                <w:rFonts w:ascii="BRH Devanagari Extra" w:hAnsi="BRH Devanagari Extra" w:cs="BRH Devanagari Extra"/>
-                <w:color w:val="000000"/>
-                <w:sz w:val="32"/>
-                <w:szCs w:val="32"/>
-                <w:highlight w:val="green"/>
-                <w:lang w:val="it-IT"/>
-              </w:rPr>
-              <w:t>xÉ×</w:t>
-            </w:r>
-            <w:r>
-              <w:rPr>
-                <w:rFonts w:ascii="BRH Devanagari Extra" w:hAnsi="BRH Devanagari Extra" w:cs="BRH Devanagari Extra"/>
-                <w:color w:val="000000"/>
-                <w:sz w:val="32"/>
-                <w:szCs w:val="32"/>
-                <w:lang w:val="it-IT"/>
-              </w:rPr>
-              <w:t>¹É | A</w:t>
-            </w:r>
-            <w:r>
-              <w:rPr>
-                <w:rFonts w:ascii="BRH Malayalam Extra" w:hAnsi="BRH Malayalam Extra" w:cs="BRH Devanagari Extra"/>
-                <w:color w:val="000000"/>
-                <w:szCs w:val="32"/>
-                <w:lang w:val="it-IT"/>
-              </w:rPr>
-              <w:t>–</w:t>
-            </w:r>
-            <w:r>
-              <w:rPr>
-                <w:rFonts w:ascii="BRH Devanagari Extra" w:hAnsi="BRH Devanagari Extra" w:cs="BRH Devanagari Extra"/>
-                <w:color w:val="000000"/>
-                <w:sz w:val="32"/>
-                <w:szCs w:val="32"/>
-                <w:lang w:val="it-IT"/>
-              </w:rPr>
-              <w:t>ÍxÉ</w:t>
-            </w:r>
-            <w:r>
-              <w:rPr>
-                <w:rFonts w:ascii="BRH Malayalam Extra" w:hAnsi="BRH Malayalam Extra" w:cs="BRH Devanagari Extra"/>
-                <w:color w:val="000000"/>
-                <w:szCs w:val="32"/>
-                <w:lang w:val="it-IT"/>
-              </w:rPr>
-              <w:t>–</w:t>
-            </w:r>
-            <w:r>
-              <w:rPr>
-                <w:rFonts w:ascii="BRH Devanagari Extra" w:hAnsi="BRH Devanagari Extra" w:cs="BRH Devanagari Extra"/>
-                <w:color w:val="000000"/>
-                <w:sz w:val="32"/>
-                <w:szCs w:val="32"/>
-                <w:lang w:val="it-IT"/>
-              </w:rPr>
-              <w:t xml:space="preserve"> |</w:t>
-            </w:r>
           </w:p>
           <w:p>
             <w:pPr>
@@ -18458,6 +18484,140 @@
             </w:pPr>
             <w:r>
               <w:rPr>
+                <w:rFonts w:cs="BRH Devanagari Extra"/>
+                <w:color w:val="000000"/>
+                <w:szCs w:val="32"/>
+                <w:lang w:val="it-IT"/>
+              </w:rPr>
+              <w:lastRenderedPageBreak/>
+              <w:t>29</w:t>
+            </w:r>
+            <w:r>
+              <w:rPr>
+                <w:rFonts w:ascii="BRH Devanagari Extra" w:hAnsi="BRH Devanagari Extra" w:cs="BRH Devanagari Extra"/>
+                <w:color w:val="000000"/>
+                <w:sz w:val="32"/>
+                <w:szCs w:val="32"/>
+                <w:lang w:val="it-IT"/>
+              </w:rPr>
+              <w:t>)</w:t>
+            </w:r>
+            <w:r>
+              <w:rPr>
+                <w:rFonts w:ascii="BRH Devanagari Extra" w:hAnsi="BRH Devanagari Extra" w:cs="BRH Devanagari Extra"/>
+                <w:color w:val="000000"/>
+                <w:sz w:val="32"/>
+                <w:szCs w:val="32"/>
+                <w:lang w:val="it-IT"/>
+              </w:rPr>
+              <w:tab/>
+            </w:r>
+            <w:r>
+              <w:rPr>
+                <w:rFonts w:cs="BRH Devanagari Extra"/>
+                <w:color w:val="000000"/>
+                <w:szCs w:val="32"/>
+                <w:lang w:val="it-IT"/>
+              </w:rPr>
+              <w:t>3</w:t>
+            </w:r>
+            <w:r>
+              <w:rPr>
+                <w:rFonts w:ascii="BRH Devanagari Extra" w:hAnsi="BRH Devanagari Extra" w:cs="BRH Devanagari Extra"/>
+                <w:color w:val="000000"/>
+                <w:sz w:val="32"/>
+                <w:szCs w:val="32"/>
+                <w:lang w:val="it-IT"/>
+              </w:rPr>
+              <w:t>.</w:t>
+            </w:r>
+            <w:r>
+              <w:rPr>
+                <w:rFonts w:cs="BRH Devanagari Extra"/>
+                <w:color w:val="000000"/>
+                <w:szCs w:val="32"/>
+                <w:lang w:val="it-IT"/>
+              </w:rPr>
+              <w:t>5</w:t>
+            </w:r>
+            <w:r>
+              <w:rPr>
+                <w:rFonts w:ascii="BRH Devanagari Extra" w:hAnsi="BRH Devanagari Extra" w:cs="BRH Devanagari Extra"/>
+                <w:color w:val="000000"/>
+                <w:sz w:val="32"/>
+                <w:szCs w:val="32"/>
+                <w:lang w:val="it-IT"/>
+              </w:rPr>
+              <w:t>.</w:t>
+            </w:r>
+            <w:r>
+              <w:rPr>
+                <w:rFonts w:cs="BRH Devanagari Extra"/>
+                <w:color w:val="000000"/>
+                <w:szCs w:val="32"/>
+                <w:lang w:val="it-IT"/>
+              </w:rPr>
+              <w:t>6</w:t>
+            </w:r>
+            <w:r>
+              <w:rPr>
+                <w:rFonts w:ascii="BRH Devanagari Extra" w:hAnsi="BRH Devanagari Extra" w:cs="BRH Devanagari Extra"/>
+                <w:color w:val="000000"/>
+                <w:sz w:val="32"/>
+                <w:szCs w:val="32"/>
+                <w:lang w:val="it-IT"/>
+              </w:rPr>
+              <w:t>.</w:t>
+            </w:r>
+            <w:r>
+              <w:rPr>
+                <w:rFonts w:cs="BRH Devanagari Extra"/>
+                <w:color w:val="000000"/>
+                <w:szCs w:val="32"/>
+                <w:lang w:val="it-IT"/>
+              </w:rPr>
+              <w:t>2</w:t>
+            </w:r>
+            <w:r>
+              <w:rPr>
+                <w:rFonts w:ascii="BRH Devanagari Extra" w:hAnsi="BRH Devanagari Extra" w:cs="BRH Devanagari Extra"/>
+                <w:color w:val="000000"/>
+                <w:sz w:val="32"/>
+                <w:szCs w:val="32"/>
+                <w:lang w:val="it-IT"/>
+              </w:rPr>
+              <w:t>(</w:t>
+            </w:r>
+            <w:r>
+              <w:rPr>
+                <w:rFonts w:cs="BRH Devanagari Extra"/>
+                <w:color w:val="000000"/>
+                <w:szCs w:val="32"/>
+                <w:lang w:val="it-IT"/>
+              </w:rPr>
+              <w:t>27</w:t>
+            </w:r>
+            <w:r>
+              <w:rPr>
+                <w:rFonts w:ascii="BRH Devanagari Extra" w:hAnsi="BRH Devanagari Extra" w:cs="BRH Devanagari Extra"/>
+                <w:color w:val="000000"/>
+                <w:sz w:val="32"/>
+                <w:szCs w:val="32"/>
+                <w:lang w:val="it-IT"/>
+              </w:rPr>
+              <w:t>)- S</w:t>
+            </w:r>
+            <w:r>
+              <w:rPr>
+                <w:rFonts w:ascii="BRH Malayalam Extra" w:hAnsi="BRH Malayalam Extra" w:cs="BRH Devanagari Extra"/>
+                <w:color w:val="000000"/>
+                <w:szCs w:val="32"/>
+                <w:lang w:val="it-IT"/>
+              </w:rPr>
+              <w:t>–</w:t>
+            </w:r>
+            <w:r>
+              <w:rPr>
                 <w:rFonts w:ascii="BRH Devanagari Extra" w:hAnsi="BRH Devanagari Extra" w:cs="BRH Devanagari Extra"/>
                 <w:color w:val="000000"/>
                 <w:sz w:val="32"/>
@@ -18483,25 +18643,6 @@
                 <w:szCs w:val="32"/>
                 <w:lang w:val="it-IT"/>
               </w:rPr>
-              <w:t>S</w:t>
-            </w:r>
-            <w:r>
-              <w:rPr>
-                <w:rFonts w:ascii="BRH Malayalam Extra" w:hAnsi="BRH Malayalam Extra" w:cs="BRH Devanagari Extra"/>
-                <w:color w:val="000000"/>
-                <w:szCs w:val="32"/>
-                <w:lang w:val="it-IT"/>
-              </w:rPr>
-              <w:t>–</w:t>
-            </w:r>
-            <w:r>
-              <w:rPr>
-                <w:rFonts w:ascii="BRH Devanagari Extra" w:hAnsi="BRH Devanagari Extra" w:cs="BRH Devanagari Extra"/>
-                <w:color w:val="000000"/>
-                <w:sz w:val="32"/>
-                <w:szCs w:val="32"/>
-                <w:lang w:val="it-IT"/>
-              </w:rPr>
               <w:t>iÉÉ</w:t>
             </w:r>
             <w:r>
@@ -18521,45 +18662,37 @@
                 <w:szCs w:val="32"/>
                 <w:lang w:val="it-IT"/>
               </w:rPr>
-              <w:t>(aqÉç)</w:t>
-            </w:r>
-            <w:r>
-              <w:rPr>
-                <w:rFonts w:ascii="BRH Malayalam Extra" w:hAnsi="BRH Malayalam Extra" w:cs="BRH Devanagari Extra"/>
-                <w:color w:val="000000"/>
-                <w:szCs w:val="32"/>
-                <w:lang w:val="it-IT"/>
-              </w:rPr>
-              <w:t>–</w:t>
-            </w:r>
-            <w:r>
-              <w:rPr>
-                <w:rFonts w:ascii="BRH Devanagari Extra" w:hAnsi="BRH Devanagari Extra" w:cs="BRH Devanagari Extra"/>
-                <w:color w:val="000000"/>
-                <w:sz w:val="32"/>
-                <w:szCs w:val="32"/>
-                <w:lang w:val="it-IT"/>
-              </w:rPr>
-              <w:t xml:space="preserve"> Â</w:t>
-            </w:r>
-            <w:r>
-              <w:rPr>
-                <w:rFonts w:ascii="BRH Malayalam Extra" w:hAnsi="BRH Malayalam Extra" w:cs="BRH Devanagari Extra"/>
-                <w:color w:val="000000"/>
-                <w:szCs w:val="32"/>
-                <w:lang w:val="it-IT"/>
-              </w:rPr>
-              <w:t>–</w:t>
-            </w:r>
-            <w:r>
-              <w:rPr>
-                <w:rFonts w:ascii="BRH Devanagari Extra" w:hAnsi="BRH Devanagari Extra" w:cs="BRH Devanagari Extra"/>
-                <w:color w:val="000000"/>
-                <w:sz w:val="32"/>
-                <w:szCs w:val="32"/>
-                <w:lang w:val="it-IT"/>
-              </w:rPr>
-              <w:t>SìÉuÉþ</w:t>
+              <w:t>qÉç | Â</w:t>
+            </w:r>
+            <w:r>
+              <w:rPr>
+                <w:rFonts w:ascii="BRH Malayalam Extra" w:hAnsi="BRH Malayalam Extra" w:cs="BRH Devanagari Extra"/>
+                <w:color w:val="000000"/>
+                <w:szCs w:val="32"/>
+                <w:lang w:val="it-IT"/>
+              </w:rPr>
+              <w:t>–</w:t>
+            </w:r>
+            <w:r>
+              <w:rPr>
+                <w:rFonts w:ascii="BRH Devanagari Extra" w:hAnsi="BRH Devanagari Extra" w:cs="BRH Devanagari Extra"/>
+                <w:color w:val="000000"/>
+                <w:sz w:val="32"/>
+                <w:szCs w:val="32"/>
+                <w:lang w:val="it-IT"/>
+              </w:rPr>
+              <w:t>SìÉuÉ</w:t>
+            </w:r>
+            <w:r>
+              <w:rPr>
+                <w:rFonts w:ascii="BRH Devanagari Extra" w:hAnsi="BRH Devanagari Extra" w:cs="BRH Devanagari Extra"/>
+                <w:color w:val="000000"/>
+                <w:sz w:val="32"/>
+                <w:szCs w:val="32"/>
+                <w:highlight w:val="yellow"/>
+                <w:lang w:val="it-IT"/>
+              </w:rPr>
+              <w:t>þ</w:t>
             </w:r>
             <w:r>
               <w:rPr>
@@ -18570,46 +18703,6 @@
                 <w:highlight w:val="green"/>
                 <w:lang w:val="it-IT"/>
               </w:rPr>
-              <w:t>xÉ</w:t>
-            </w:r>
-            <w:r>
-              <w:rPr>
-                <w:rFonts w:ascii="BRH Devanagari Extra" w:hAnsi="BRH Devanagari Extra" w:cs="BRH Devanagari Extra"/>
-                <w:color w:val="000000"/>
-                <w:sz w:val="32"/>
-                <w:szCs w:val="32"/>
-                <w:lang w:val="it-IT"/>
-              </w:rPr>
-              <w:t>×¹É Â</w:t>
-            </w:r>
-            <w:r>
-              <w:rPr>
-                <w:rFonts w:ascii="BRH Malayalam Extra" w:hAnsi="BRH Malayalam Extra" w:cs="BRH Devanagari Extra"/>
-                <w:color w:val="000000"/>
-                <w:szCs w:val="32"/>
-                <w:lang w:val="it-IT"/>
-              </w:rPr>
-              <w:t>–</w:t>
-            </w:r>
-            <w:r>
-              <w:rPr>
-                <w:rFonts w:ascii="BRH Devanagari Extra" w:hAnsi="BRH Devanagari Extra" w:cs="BRH Devanagari Extra"/>
-                <w:color w:val="000000"/>
-                <w:sz w:val="32"/>
-                <w:szCs w:val="32"/>
-                <w:lang w:val="it-IT"/>
-              </w:rPr>
-              <w:t>SìÉuÉþ</w:t>
-            </w:r>
-            <w:r>
-              <w:rPr>
-                <w:rFonts w:ascii="BRH Devanagari Extra" w:hAnsi="BRH Devanagari Extra" w:cs="BRH Devanagari Extra"/>
-                <w:color w:val="000000"/>
-                <w:sz w:val="32"/>
-                <w:szCs w:val="32"/>
-                <w:highlight w:val="green"/>
-                <w:lang w:val="it-IT"/>
-              </w:rPr>
               <w:t>xÉ×</w:t>
             </w:r>
             <w:r>
@@ -18620,222 +18713,45 @@
                 <w:szCs w:val="32"/>
                 <w:lang w:val="it-IT"/>
               </w:rPr>
-              <w:t xml:space="preserve">¹É </w:t>
-            </w:r>
-            <w:r>
-              <w:rPr>
-                <w:rFonts w:ascii="BRH Devanagari Extra" w:hAnsi="BRH Devanagari Extra" w:cs="BRH Devanagari Extra"/>
-                <w:color w:val="000000"/>
-                <w:sz w:val="32"/>
-                <w:szCs w:val="32"/>
-                <w:highlight w:val="green"/>
-                <w:lang w:val="it-IT"/>
-              </w:rPr>
-              <w:t>S</w:t>
-            </w:r>
-            <w:r>
-              <w:rPr>
-                <w:rFonts w:ascii="BRH Devanagari Extra" w:hAnsi="BRH Devanagari Extra" w:cs="BRH Devanagari Extra"/>
-                <w:color w:val="000000"/>
-                <w:sz w:val="32"/>
-                <w:szCs w:val="32"/>
-                <w:lang w:val="it-IT"/>
-              </w:rPr>
-              <w:t>SiÉÉqÉç SSiÉÉ(aqÉç) Â</w:t>
-            </w:r>
-            <w:r>
-              <w:rPr>
-                <w:rFonts w:ascii="BRH Malayalam Extra" w:hAnsi="BRH Malayalam Extra" w:cs="BRH Devanagari Extra"/>
-                <w:color w:val="000000"/>
-                <w:szCs w:val="32"/>
-                <w:lang w:val="it-IT"/>
-              </w:rPr>
-              <w:t>–</w:t>
-            </w:r>
-            <w:r>
-              <w:rPr>
-                <w:rFonts w:ascii="BRH Devanagari Extra" w:hAnsi="BRH Devanagari Extra" w:cs="BRH Devanagari Extra"/>
-                <w:color w:val="000000"/>
-                <w:sz w:val="32"/>
-                <w:szCs w:val="32"/>
-                <w:lang w:val="it-IT"/>
-              </w:rPr>
-              <w:t>SìÉuÉþ</w:t>
-            </w:r>
-            <w:r>
-              <w:rPr>
-                <w:rFonts w:ascii="BRH Devanagari Extra" w:hAnsi="BRH Devanagari Extra" w:cs="BRH Devanagari Extra"/>
-                <w:color w:val="000000"/>
-                <w:sz w:val="32"/>
-                <w:szCs w:val="32"/>
-                <w:highlight w:val="green"/>
-                <w:lang w:val="it-IT"/>
-              </w:rPr>
-              <w:t>xÉ</w:t>
-            </w:r>
-            <w:r>
-              <w:rPr>
-                <w:rFonts w:ascii="BRH Devanagari Extra" w:hAnsi="BRH Devanagari Extra" w:cs="BRH Devanagari Extra"/>
-                <w:color w:val="000000"/>
-                <w:sz w:val="32"/>
-                <w:szCs w:val="32"/>
-                <w:lang w:val="it-IT"/>
-              </w:rPr>
-              <w:t>×¹É Å</w:t>
-            </w:r>
-            <w:r>
-              <w:rPr>
-                <w:rFonts w:ascii="BRH Devanagari Extra" w:hAnsi="BRH Devanagari Extra" w:cs="BRH Devanagari Extra"/>
-                <w:color w:val="000000"/>
-                <w:sz w:val="32"/>
-                <w:szCs w:val="32"/>
-                <w:highlight w:val="green"/>
-                <w:lang w:val="it-IT"/>
-              </w:rPr>
-              <w:t>xrÉ</w:t>
-            </w:r>
-            <w:r>
-              <w:rPr>
-                <w:rFonts w:ascii="BRH Devanagari Extra" w:hAnsi="BRH Devanagari Extra" w:cs="BRH Devanagari Extra"/>
-                <w:color w:val="000000"/>
-                <w:sz w:val="32"/>
-                <w:szCs w:val="32"/>
-                <w:lang w:val="it-IT"/>
-              </w:rPr>
-              <w:t>ÍxÉ Â</w:t>
-            </w:r>
-            <w:r>
-              <w:rPr>
-                <w:rFonts w:ascii="BRH Malayalam Extra" w:hAnsi="BRH Malayalam Extra" w:cs="BRH Devanagari Extra"/>
-                <w:color w:val="000000"/>
-                <w:szCs w:val="32"/>
-                <w:lang w:val="it-IT"/>
-              </w:rPr>
-              <w:t>–</w:t>
-            </w:r>
-            <w:r>
-              <w:rPr>
-                <w:rFonts w:ascii="BRH Devanagari Extra" w:hAnsi="BRH Devanagari Extra" w:cs="BRH Devanagari Extra"/>
-                <w:color w:val="000000"/>
-                <w:sz w:val="32"/>
-                <w:szCs w:val="32"/>
-                <w:lang w:val="it-IT"/>
-              </w:rPr>
-              <w:t>SìÉuÉþ</w:t>
-            </w:r>
-            <w:r>
-              <w:rPr>
-                <w:rFonts w:ascii="BRH Devanagari Extra" w:hAnsi="BRH Devanagari Extra" w:cs="BRH Devanagari Extra"/>
-                <w:color w:val="000000"/>
-                <w:sz w:val="32"/>
-                <w:szCs w:val="32"/>
-                <w:highlight w:val="green"/>
-                <w:lang w:val="it-IT"/>
-              </w:rPr>
-              <w:t>xÉ</w:t>
-            </w:r>
-            <w:r>
-              <w:rPr>
-                <w:rFonts w:ascii="BRH Devanagari Extra" w:hAnsi="BRH Devanagari Extra" w:cs="BRH Devanagari Extra"/>
-                <w:color w:val="000000"/>
-                <w:sz w:val="32"/>
-                <w:szCs w:val="32"/>
-                <w:lang w:val="it-IT"/>
-              </w:rPr>
-              <w:t xml:space="preserve">×¹É </w:t>
-            </w:r>
-            <w:r>
-              <w:rPr>
-                <w:rFonts w:ascii="BRH Devanagari Extra" w:hAnsi="BRH Devanagari Extra" w:cs="BRH Devanagari Extra"/>
-                <w:color w:val="000000"/>
-                <w:sz w:val="32"/>
-                <w:szCs w:val="32"/>
-                <w:highlight w:val="green"/>
-                <w:lang w:val="it-IT"/>
-              </w:rPr>
-              <w:t>S</w:t>
-            </w:r>
-            <w:r>
-              <w:rPr>
-                <w:rFonts w:ascii="BRH Devanagari Extra" w:hAnsi="BRH Devanagari Extra" w:cs="BRH Devanagari Extra"/>
-                <w:color w:val="000000"/>
-                <w:sz w:val="32"/>
-                <w:szCs w:val="32"/>
-                <w:lang w:val="it-IT"/>
-              </w:rPr>
-              <w:t>SiÉÉqÉç SSiÉÉ(aqÉç) Â</w:t>
-            </w:r>
-            <w:r>
-              <w:rPr>
-                <w:rFonts w:ascii="BRH Malayalam Extra" w:hAnsi="BRH Malayalam Extra" w:cs="BRH Devanagari Extra"/>
-                <w:color w:val="000000"/>
-                <w:szCs w:val="32"/>
-                <w:lang w:val="it-IT"/>
-              </w:rPr>
-              <w:t>–</w:t>
-            </w:r>
-            <w:r>
-              <w:rPr>
-                <w:rFonts w:ascii="BRH Devanagari Extra" w:hAnsi="BRH Devanagari Extra" w:cs="BRH Devanagari Extra"/>
-                <w:color w:val="000000"/>
-                <w:sz w:val="32"/>
-                <w:szCs w:val="32"/>
-                <w:lang w:val="it-IT"/>
-              </w:rPr>
-              <w:t>SìÉuÉ</w:t>
-            </w:r>
-            <w:r>
-              <w:rPr>
-                <w:rFonts w:ascii="BRH Devanagari Extra" w:hAnsi="BRH Devanagari Extra" w:cs="BRH Devanagari Extra"/>
-                <w:color w:val="000000"/>
-                <w:sz w:val="32"/>
-                <w:szCs w:val="32"/>
-                <w:highlight w:val="yellow"/>
-                <w:lang w:val="it-IT"/>
-              </w:rPr>
-              <w:t>þ</w:t>
-            </w:r>
-            <w:r>
-              <w:rPr>
-                <w:rFonts w:ascii="BRH Devanagari Extra" w:hAnsi="BRH Devanagari Extra" w:cs="BRH Devanagari Extra"/>
-                <w:color w:val="000000"/>
-                <w:sz w:val="32"/>
-                <w:szCs w:val="32"/>
-                <w:highlight w:val="green"/>
-                <w:lang w:val="it-IT"/>
-              </w:rPr>
-              <w:t>xÉ</w:t>
-            </w:r>
-            <w:r>
-              <w:rPr>
-                <w:rFonts w:ascii="BRH Devanagari Extra" w:hAnsi="BRH Devanagari Extra" w:cs="BRH Devanagari Extra"/>
-                <w:color w:val="000000"/>
-                <w:sz w:val="32"/>
-                <w:szCs w:val="32"/>
-                <w:lang w:val="it-IT"/>
-              </w:rPr>
-              <w:t>×¹É ÅÍ</w:t>
-            </w:r>
-            <w:r>
-              <w:rPr>
-                <w:rFonts w:ascii="BRH Devanagari Extra" w:hAnsi="BRH Devanagari Extra" w:cs="BRH Devanagari Extra"/>
-                <w:color w:val="000000"/>
-                <w:sz w:val="32"/>
-                <w:szCs w:val="32"/>
-                <w:highlight w:val="green"/>
-                <w:lang w:val="it-IT"/>
-              </w:rPr>
-              <w:t>xÉ</w:t>
-            </w:r>
-            <w:r>
-              <w:rPr>
-                <w:rFonts w:ascii="BRH Devanagari Extra" w:hAnsi="BRH Devanagari Extra" w:cs="BRH Devanagari Extra"/>
-                <w:color w:val="000000"/>
-                <w:sz w:val="32"/>
-                <w:szCs w:val="32"/>
-                <w:lang w:val="it-IT"/>
-              </w:rPr>
-              <w:t xml:space="preserve"> | </w:t>
+              <w:t>¹É | A</w:t>
+            </w:r>
+            <w:r>
+              <w:rPr>
+                <w:rFonts w:ascii="BRH Malayalam Extra" w:hAnsi="BRH Malayalam Extra" w:cs="BRH Devanagari Extra"/>
+                <w:color w:val="000000"/>
+                <w:szCs w:val="32"/>
+                <w:lang w:val="it-IT"/>
+              </w:rPr>
+              <w:t>–</w:t>
+            </w:r>
+            <w:r>
+              <w:rPr>
+                <w:rFonts w:ascii="BRH Devanagari Extra" w:hAnsi="BRH Devanagari Extra" w:cs="BRH Devanagari Extra"/>
+                <w:color w:val="000000"/>
+                <w:sz w:val="32"/>
+                <w:szCs w:val="32"/>
+                <w:lang w:val="it-IT"/>
+              </w:rPr>
+              <w:t>ÍxÉ</w:t>
+            </w:r>
+            <w:r>
+              <w:rPr>
+                <w:rFonts w:ascii="BRH Malayalam Extra" w:hAnsi="BRH Malayalam Extra" w:cs="BRH Devanagari Extra"/>
+                <w:color w:val="000000"/>
+                <w:szCs w:val="32"/>
+                <w:lang w:val="it-IT"/>
+              </w:rPr>
+              <w:t>–</w:t>
+            </w:r>
+            <w:r>
+              <w:rPr>
+                <w:rFonts w:ascii="BRH Devanagari Extra" w:hAnsi="BRH Devanagari Extra" w:cs="BRH Devanagari Extra"/>
+                <w:color w:val="000000"/>
+                <w:sz w:val="32"/>
+                <w:szCs w:val="32"/>
+                <w:lang w:val="it-IT"/>
+              </w:rPr>
+              <w:t xml:space="preserve"> |</w:t>
             </w:r>
           </w:p>
           <w:p>
@@ -18855,12 +18771,408 @@
             </w:pPr>
             <w:r>
               <w:rPr>
-                <w:rFonts w:cs="BRH Devanagari Extra"/>
-                <w:color w:val="000000"/>
-                <w:szCs w:val="32"/>
-                <w:lang w:val="it-IT"/>
-              </w:rPr>
-              <w:lastRenderedPageBreak/>
+                <w:rFonts w:ascii="BRH Devanagari Extra" w:hAnsi="BRH Devanagari Extra" w:cs="BRH Devanagari Extra"/>
+                <w:color w:val="000000"/>
+                <w:sz w:val="32"/>
+                <w:szCs w:val="32"/>
+                <w:lang w:val="it-IT"/>
+              </w:rPr>
+              <w:t>S</w:t>
+            </w:r>
+            <w:r>
+              <w:rPr>
+                <w:rFonts w:ascii="BRH Malayalam Extra" w:hAnsi="BRH Malayalam Extra" w:cs="BRH Devanagari Extra"/>
+                <w:color w:val="000000"/>
+                <w:szCs w:val="32"/>
+                <w:lang w:val="it-IT"/>
+              </w:rPr>
+              <w:t>–</w:t>
+            </w:r>
+            <w:r>
+              <w:rPr>
+                <w:rFonts w:ascii="BRH Devanagari Extra" w:hAnsi="BRH Devanagari Extra" w:cs="BRH Devanagari Extra"/>
+                <w:color w:val="000000"/>
+                <w:sz w:val="32"/>
+                <w:szCs w:val="32"/>
+                <w:lang w:val="it-IT"/>
+              </w:rPr>
+              <w:t>S</w:t>
+            </w:r>
+            <w:r>
+              <w:rPr>
+                <w:rFonts w:ascii="BRH Malayalam Extra" w:hAnsi="BRH Malayalam Extra" w:cs="BRH Devanagari Extra"/>
+                <w:color w:val="000000"/>
+                <w:szCs w:val="32"/>
+                <w:lang w:val="it-IT"/>
+              </w:rPr>
+              <w:t>–</w:t>
+            </w:r>
+            <w:r>
+              <w:rPr>
+                <w:rFonts w:ascii="BRH Devanagari Extra" w:hAnsi="BRH Devanagari Extra" w:cs="BRH Devanagari Extra"/>
+                <w:color w:val="000000"/>
+                <w:sz w:val="32"/>
+                <w:szCs w:val="32"/>
+                <w:lang w:val="it-IT"/>
+              </w:rPr>
+              <w:t>iÉÉ</w:t>
+            </w:r>
+            <w:r>
+              <w:rPr>
+                <w:rFonts w:ascii="BRH Malayalam Extra" w:hAnsi="BRH Malayalam Extra" w:cs="BRH Devanagari Extra"/>
+                <w:color w:val="000000"/>
+                <w:szCs w:val="32"/>
+                <w:lang w:val="it-IT"/>
+              </w:rPr>
+              <w:t>–</w:t>
+            </w:r>
+            <w:r>
+              <w:rPr>
+                <w:rFonts w:ascii="BRH Devanagari Extra" w:hAnsi="BRH Devanagari Extra" w:cs="BRH Devanagari Extra"/>
+                <w:color w:val="000000"/>
+                <w:sz w:val="32"/>
+                <w:szCs w:val="32"/>
+                <w:lang w:val="it-IT"/>
+              </w:rPr>
+              <w:t>(aqÉç)</w:t>
+            </w:r>
+            <w:r>
+              <w:rPr>
+                <w:rFonts w:ascii="BRH Malayalam Extra" w:hAnsi="BRH Malayalam Extra" w:cs="BRH Devanagari Extra"/>
+                <w:color w:val="000000"/>
+                <w:szCs w:val="32"/>
+                <w:lang w:val="it-IT"/>
+              </w:rPr>
+              <w:t>–</w:t>
+            </w:r>
+            <w:r>
+              <w:rPr>
+                <w:rFonts w:ascii="BRH Devanagari Extra" w:hAnsi="BRH Devanagari Extra" w:cs="BRH Devanagari Extra"/>
+                <w:color w:val="000000"/>
+                <w:sz w:val="32"/>
+                <w:szCs w:val="32"/>
+                <w:lang w:val="it-IT"/>
+              </w:rPr>
+              <w:t xml:space="preserve"> Â</w:t>
+            </w:r>
+            <w:r>
+              <w:rPr>
+                <w:rFonts w:ascii="BRH Malayalam Extra" w:hAnsi="BRH Malayalam Extra" w:cs="BRH Devanagari Extra"/>
+                <w:color w:val="000000"/>
+                <w:szCs w:val="32"/>
+                <w:lang w:val="it-IT"/>
+              </w:rPr>
+              <w:t>–</w:t>
+            </w:r>
+            <w:r>
+              <w:rPr>
+                <w:rFonts w:ascii="BRH Devanagari Extra" w:hAnsi="BRH Devanagari Extra" w:cs="BRH Devanagari Extra"/>
+                <w:color w:val="000000"/>
+                <w:sz w:val="32"/>
+                <w:szCs w:val="32"/>
+                <w:lang w:val="it-IT"/>
+              </w:rPr>
+              <w:t>SìÉuÉþ</w:t>
+            </w:r>
+            <w:r>
+              <w:rPr>
+                <w:rFonts w:ascii="BRH Devanagari Extra" w:hAnsi="BRH Devanagari Extra" w:cs="BRH Devanagari Extra"/>
+                <w:color w:val="000000"/>
+                <w:sz w:val="32"/>
+                <w:szCs w:val="32"/>
+                <w:highlight w:val="green"/>
+                <w:lang w:val="it-IT"/>
+              </w:rPr>
+              <w:t>xÉ</w:t>
+            </w:r>
+            <w:r>
+              <w:rPr>
+                <w:rFonts w:ascii="BRH Devanagari Extra" w:hAnsi="BRH Devanagari Extra" w:cs="BRH Devanagari Extra"/>
+                <w:color w:val="000000"/>
+                <w:sz w:val="32"/>
+                <w:szCs w:val="32"/>
+                <w:lang w:val="it-IT"/>
+              </w:rPr>
+              <w:t>×¹É Â</w:t>
+            </w:r>
+            <w:r>
+              <w:rPr>
+                <w:rFonts w:ascii="BRH Malayalam Extra" w:hAnsi="BRH Malayalam Extra" w:cs="BRH Devanagari Extra"/>
+                <w:color w:val="000000"/>
+                <w:szCs w:val="32"/>
+                <w:lang w:val="it-IT"/>
+              </w:rPr>
+              <w:t>–</w:t>
+            </w:r>
+            <w:r>
+              <w:rPr>
+                <w:rFonts w:ascii="BRH Devanagari Extra" w:hAnsi="BRH Devanagari Extra" w:cs="BRH Devanagari Extra"/>
+                <w:color w:val="000000"/>
+                <w:sz w:val="32"/>
+                <w:szCs w:val="32"/>
+                <w:lang w:val="it-IT"/>
+              </w:rPr>
+              <w:t>SìÉuÉþ</w:t>
+            </w:r>
+            <w:r>
+              <w:rPr>
+                <w:rFonts w:ascii="BRH Devanagari Extra" w:hAnsi="BRH Devanagari Extra" w:cs="BRH Devanagari Extra"/>
+                <w:color w:val="000000"/>
+                <w:sz w:val="32"/>
+                <w:szCs w:val="32"/>
+                <w:highlight w:val="green"/>
+                <w:lang w:val="it-IT"/>
+              </w:rPr>
+              <w:t>xÉ×</w:t>
+            </w:r>
+            <w:r>
+              <w:rPr>
+                <w:rFonts w:ascii="BRH Devanagari Extra" w:hAnsi="BRH Devanagari Extra" w:cs="BRH Devanagari Extra"/>
+                <w:color w:val="000000"/>
+                <w:sz w:val="32"/>
+                <w:szCs w:val="32"/>
+                <w:lang w:val="it-IT"/>
+              </w:rPr>
+              <w:t xml:space="preserve">¹É </w:t>
+            </w:r>
+            <w:r>
+              <w:rPr>
+                <w:rFonts w:ascii="BRH Devanagari Extra" w:hAnsi="BRH Devanagari Extra" w:cs="BRH Devanagari Extra"/>
+                <w:color w:val="000000"/>
+                <w:sz w:val="32"/>
+                <w:szCs w:val="32"/>
+                <w:highlight w:val="green"/>
+                <w:lang w:val="it-IT"/>
+              </w:rPr>
+              <w:t>S</w:t>
+            </w:r>
+            <w:r>
+              <w:rPr>
+                <w:rFonts w:ascii="BRH Devanagari Extra" w:hAnsi="BRH Devanagari Extra" w:cs="BRH Devanagari Extra"/>
+                <w:color w:val="000000"/>
+                <w:sz w:val="32"/>
+                <w:szCs w:val="32"/>
+                <w:lang w:val="it-IT"/>
+              </w:rPr>
+              <w:t>SiÉÉqÉç SSiÉÉ(aqÉç) Â</w:t>
+            </w:r>
+            <w:r>
+              <w:rPr>
+                <w:rFonts w:ascii="BRH Malayalam Extra" w:hAnsi="BRH Malayalam Extra" w:cs="BRH Devanagari Extra"/>
+                <w:color w:val="000000"/>
+                <w:szCs w:val="32"/>
+                <w:lang w:val="it-IT"/>
+              </w:rPr>
+              <w:t>–</w:t>
+            </w:r>
+            <w:r>
+              <w:rPr>
+                <w:rFonts w:ascii="BRH Devanagari Extra" w:hAnsi="BRH Devanagari Extra" w:cs="BRH Devanagari Extra"/>
+                <w:color w:val="000000"/>
+                <w:sz w:val="32"/>
+                <w:szCs w:val="32"/>
+                <w:lang w:val="it-IT"/>
+              </w:rPr>
+              <w:t>SìÉuÉþ</w:t>
+            </w:r>
+            <w:r>
+              <w:rPr>
+                <w:rFonts w:ascii="BRH Devanagari Extra" w:hAnsi="BRH Devanagari Extra" w:cs="BRH Devanagari Extra"/>
+                <w:color w:val="000000"/>
+                <w:sz w:val="32"/>
+                <w:szCs w:val="32"/>
+                <w:highlight w:val="green"/>
+                <w:lang w:val="it-IT"/>
+              </w:rPr>
+              <w:t>xÉ</w:t>
+            </w:r>
+            <w:r>
+              <w:rPr>
+                <w:rFonts w:ascii="BRH Devanagari Extra" w:hAnsi="BRH Devanagari Extra" w:cs="BRH Devanagari Extra"/>
+                <w:color w:val="000000"/>
+                <w:sz w:val="32"/>
+                <w:szCs w:val="32"/>
+                <w:lang w:val="it-IT"/>
+              </w:rPr>
+              <w:t>×¹É Å</w:t>
+            </w:r>
+            <w:r>
+              <w:rPr>
+                <w:rFonts w:ascii="BRH Devanagari Extra" w:hAnsi="BRH Devanagari Extra" w:cs="BRH Devanagari Extra"/>
+                <w:color w:val="000000"/>
+                <w:sz w:val="32"/>
+                <w:szCs w:val="32"/>
+                <w:highlight w:val="green"/>
+                <w:lang w:val="it-IT"/>
+              </w:rPr>
+              <w:t>xrÉ</w:t>
+            </w:r>
+            <w:r>
+              <w:rPr>
+                <w:rFonts w:ascii="BRH Devanagari Extra" w:hAnsi="BRH Devanagari Extra" w:cs="BRH Devanagari Extra"/>
+                <w:color w:val="000000"/>
+                <w:sz w:val="32"/>
+                <w:szCs w:val="32"/>
+                <w:lang w:val="it-IT"/>
+              </w:rPr>
+              <w:t>ÍxÉ Â</w:t>
+            </w:r>
+            <w:r>
+              <w:rPr>
+                <w:rFonts w:ascii="BRH Malayalam Extra" w:hAnsi="BRH Malayalam Extra" w:cs="BRH Devanagari Extra"/>
+                <w:color w:val="000000"/>
+                <w:szCs w:val="32"/>
+                <w:lang w:val="it-IT"/>
+              </w:rPr>
+              <w:t>–</w:t>
+            </w:r>
+            <w:r>
+              <w:rPr>
+                <w:rFonts w:ascii="BRH Devanagari Extra" w:hAnsi="BRH Devanagari Extra" w:cs="BRH Devanagari Extra"/>
+                <w:color w:val="000000"/>
+                <w:sz w:val="32"/>
+                <w:szCs w:val="32"/>
+                <w:lang w:val="it-IT"/>
+              </w:rPr>
+              <w:t>SìÉuÉþ</w:t>
+            </w:r>
+            <w:r>
+              <w:rPr>
+                <w:rFonts w:ascii="BRH Devanagari Extra" w:hAnsi="BRH Devanagari Extra" w:cs="BRH Devanagari Extra"/>
+                <w:color w:val="000000"/>
+                <w:sz w:val="32"/>
+                <w:szCs w:val="32"/>
+                <w:highlight w:val="green"/>
+                <w:lang w:val="it-IT"/>
+              </w:rPr>
+              <w:t>xÉ</w:t>
+            </w:r>
+            <w:r>
+              <w:rPr>
+                <w:rFonts w:ascii="BRH Devanagari Extra" w:hAnsi="BRH Devanagari Extra" w:cs="BRH Devanagari Extra"/>
+                <w:color w:val="000000"/>
+                <w:sz w:val="32"/>
+                <w:szCs w:val="32"/>
+                <w:lang w:val="it-IT"/>
+              </w:rPr>
+              <w:t xml:space="preserve">×¹É </w:t>
+            </w:r>
+            <w:r>
+              <w:rPr>
+                <w:rFonts w:ascii="BRH Devanagari Extra" w:hAnsi="BRH Devanagari Extra" w:cs="BRH Devanagari Extra"/>
+                <w:color w:val="000000"/>
+                <w:sz w:val="32"/>
+                <w:szCs w:val="32"/>
+                <w:highlight w:val="green"/>
+                <w:lang w:val="it-IT"/>
+              </w:rPr>
+              <w:t>S</w:t>
+            </w:r>
+            <w:r>
+              <w:rPr>
+                <w:rFonts w:ascii="BRH Devanagari Extra" w:hAnsi="BRH Devanagari Extra" w:cs="BRH Devanagari Extra"/>
+                <w:color w:val="000000"/>
+                <w:sz w:val="32"/>
+                <w:szCs w:val="32"/>
+                <w:lang w:val="it-IT"/>
+              </w:rPr>
+              <w:t>SiÉÉqÉç SSiÉÉ(aqÉç) Â</w:t>
+            </w:r>
+            <w:r>
+              <w:rPr>
+                <w:rFonts w:ascii="BRH Malayalam Extra" w:hAnsi="BRH Malayalam Extra" w:cs="BRH Devanagari Extra"/>
+                <w:color w:val="000000"/>
+                <w:szCs w:val="32"/>
+                <w:lang w:val="it-IT"/>
+              </w:rPr>
+              <w:t>–</w:t>
+            </w:r>
+            <w:r>
+              <w:rPr>
+                <w:rFonts w:ascii="BRH Devanagari Extra" w:hAnsi="BRH Devanagari Extra" w:cs="BRH Devanagari Extra"/>
+                <w:color w:val="000000"/>
+                <w:sz w:val="32"/>
+                <w:szCs w:val="32"/>
+                <w:lang w:val="it-IT"/>
+              </w:rPr>
+              <w:t>SìÉuÉ</w:t>
+            </w:r>
+            <w:r>
+              <w:rPr>
+                <w:rFonts w:ascii="BRH Devanagari Extra" w:hAnsi="BRH Devanagari Extra" w:cs="BRH Devanagari Extra"/>
+                <w:color w:val="000000"/>
+                <w:sz w:val="32"/>
+                <w:szCs w:val="32"/>
+                <w:highlight w:val="yellow"/>
+                <w:lang w:val="it-IT"/>
+              </w:rPr>
+              <w:t>þ</w:t>
+            </w:r>
+            <w:r>
+              <w:rPr>
+                <w:rFonts w:ascii="BRH Devanagari Extra" w:hAnsi="BRH Devanagari Extra" w:cs="BRH Devanagari Extra"/>
+                <w:color w:val="000000"/>
+                <w:sz w:val="32"/>
+                <w:szCs w:val="32"/>
+                <w:highlight w:val="green"/>
+                <w:lang w:val="it-IT"/>
+              </w:rPr>
+              <w:t>xÉ</w:t>
+            </w:r>
+            <w:r>
+              <w:rPr>
+                <w:rFonts w:ascii="BRH Devanagari Extra" w:hAnsi="BRH Devanagari Extra" w:cs="BRH Devanagari Extra"/>
+                <w:color w:val="000000"/>
+                <w:sz w:val="32"/>
+                <w:szCs w:val="32"/>
+                <w:lang w:val="it-IT"/>
+              </w:rPr>
+              <w:t>×¹É ÅÍ</w:t>
+            </w:r>
+            <w:r>
+              <w:rPr>
+                <w:rFonts w:ascii="BRH Devanagari Extra" w:hAnsi="BRH Devanagari Extra" w:cs="BRH Devanagari Extra"/>
+                <w:color w:val="000000"/>
+                <w:sz w:val="32"/>
+                <w:szCs w:val="32"/>
+                <w:highlight w:val="green"/>
+                <w:lang w:val="it-IT"/>
+              </w:rPr>
+              <w:t>xÉ</w:t>
+            </w:r>
+            <w:r>
+              <w:rPr>
+                <w:rFonts w:ascii="BRH Devanagari Extra" w:hAnsi="BRH Devanagari Extra" w:cs="BRH Devanagari Extra"/>
+                <w:color w:val="000000"/>
+                <w:sz w:val="32"/>
+                <w:szCs w:val="32"/>
+                <w:lang w:val="it-IT"/>
+              </w:rPr>
+              <w:t xml:space="preserve"> | </w:t>
+            </w:r>
+          </w:p>
+          <w:p>
+            <w:pPr>
+              <w:widowControl w:val="0"/>
+              <w:autoSpaceDE w:val="0"/>
+              <w:autoSpaceDN w:val="0"/>
+              <w:adjustRightInd w:val="0"/>
+              <w:spacing w:before="0" w:line="240" w:lineRule="auto"/>
+              <w:rPr>
+                <w:rFonts w:ascii="BRH Devanagari Extra" w:hAnsi="BRH Devanagari Extra" w:cs="BRH Devanagari Extra"/>
+                <w:color w:val="000000"/>
+                <w:sz w:val="32"/>
+                <w:szCs w:val="32"/>
+                <w:lang w:val="it-IT"/>
+              </w:rPr>
+            </w:pPr>
+            <w:r>
+              <w:rPr>
+                <w:rFonts w:cs="BRH Devanagari Extra"/>
+                <w:color w:val="000000"/>
+                <w:szCs w:val="32"/>
+                <w:lang w:val="it-IT"/>
+              </w:rPr>
               <w:t>30</w:t>
             </w:r>
             <w:r>
@@ -20755,54 +21067,6 @@
                 <w:lang w:val="it-IT"/>
               </w:rPr>
             </w:pPr>
-          </w:p>
-          <w:p>
-            <w:pPr>
-              <w:widowControl w:val="0"/>
-              <w:autoSpaceDE w:val="0"/>
-              <w:autoSpaceDN w:val="0"/>
-              <w:adjustRightInd w:val="0"/>
-              <w:spacing w:before="0" w:line="240" w:lineRule="auto"/>
-              <w:rPr>
-                <w:rFonts w:ascii="BRH Devanagari Extra" w:hAnsi="BRH Devanagari Extra" w:cs="BRH Devanagari Extra"/>
-                <w:color w:val="000000"/>
-                <w:sz w:val="32"/>
-                <w:szCs w:val="32"/>
-                <w:lang w:val="it-IT"/>
-              </w:rPr>
-            </w:pPr>
-          </w:p>
-          <w:p>
-            <w:pPr>
-              <w:widowControl w:val="0"/>
-              <w:autoSpaceDE w:val="0"/>
-              <w:autoSpaceDN w:val="0"/>
-              <w:adjustRightInd w:val="0"/>
-              <w:spacing w:before="0" w:line="240" w:lineRule="auto"/>
-              <w:rPr>
-                <w:rFonts w:ascii="BRH Devanagari Extra" w:hAnsi="BRH Devanagari Extra" w:cs="BRH Devanagari Extra"/>
-                <w:color w:val="000000"/>
-                <w:sz w:val="32"/>
-                <w:szCs w:val="32"/>
-                <w:lang w:val="it-IT"/>
-              </w:rPr>
-            </w:pPr>
-          </w:p>
-          <w:p>
-            <w:pPr>
-              <w:widowControl w:val="0"/>
-              <w:autoSpaceDE w:val="0"/>
-              <w:autoSpaceDN w:val="0"/>
-              <w:adjustRightInd w:val="0"/>
-              <w:spacing w:before="0" w:line="240" w:lineRule="auto"/>
-              <w:rPr>
-                <w:rFonts w:ascii="BRH Devanagari Extra" w:hAnsi="BRH Devanagari Extra" w:cs="BRH Devanagari Extra"/>
-                <w:color w:val="000000"/>
-                <w:sz w:val="32"/>
-                <w:szCs w:val="32"/>
-                <w:lang w:val="it-IT"/>
-              </w:rPr>
-            </w:pPr>
             <w:r>
               <w:rPr>
                 <w:rFonts w:cs="BRH Devanagari Extra"/>
@@ -22166,54 +22430,6 @@
               </w:rPr>
               <w:t xml:space="preserve">jÉç xÉÉ | </w:t>
             </w:r>
-          </w:p>
-          <w:p>
-            <w:pPr>
-              <w:widowControl w:val="0"/>
-              <w:autoSpaceDE w:val="0"/>
-              <w:autoSpaceDN w:val="0"/>
-              <w:adjustRightInd w:val="0"/>
-              <w:spacing w:before="0" w:line="240" w:lineRule="auto"/>
-              <w:rPr>
-                <w:rFonts w:ascii="BRH Devanagari Extra" w:hAnsi="BRH Devanagari Extra" w:cs="BRH Devanagari Extra"/>
-                <w:color w:val="000000"/>
-                <w:sz w:val="32"/>
-                <w:szCs w:val="32"/>
-                <w:lang w:val="it-IT"/>
-              </w:rPr>
-            </w:pPr>
-          </w:p>
-          <w:p>
-            <w:pPr>
-              <w:widowControl w:val="0"/>
-              <w:autoSpaceDE w:val="0"/>
-              <w:autoSpaceDN w:val="0"/>
-              <w:adjustRightInd w:val="0"/>
-              <w:spacing w:before="0" w:line="240" w:lineRule="auto"/>
-              <w:rPr>
-                <w:rFonts w:ascii="BRH Devanagari Extra" w:hAnsi="BRH Devanagari Extra" w:cs="BRH Devanagari Extra"/>
-                <w:color w:val="000000"/>
-                <w:sz w:val="32"/>
-                <w:szCs w:val="32"/>
-                <w:lang w:val="it-IT"/>
-              </w:rPr>
-            </w:pPr>
-          </w:p>
-          <w:p>
-            <w:pPr>
-              <w:widowControl w:val="0"/>
-              <w:autoSpaceDE w:val="0"/>
-              <w:autoSpaceDN w:val="0"/>
-              <w:adjustRightInd w:val="0"/>
-              <w:spacing w:before="0" w:line="240" w:lineRule="auto"/>
-              <w:rPr>
-                <w:rFonts w:ascii="BRH Devanagari Extra" w:hAnsi="BRH Devanagari Extra" w:cs="BRH Devanagari Extra"/>
-                <w:color w:val="000000"/>
-                <w:sz w:val="32"/>
-                <w:szCs w:val="32"/>
-                <w:lang w:val="it-IT"/>
-              </w:rPr>
-            </w:pPr>
           </w:p>
           <w:p>
             <w:pPr>
@@ -23231,7 +23447,7 @@
 </file>
 
 <file path=word/endnotes.xml><?xml version="1.0" encoding="utf-8"?>
-<w:endnotes xmlns:wpc="http://schemas.microsoft.com/office/word/2010/wordprocessingCanvas" xmlns:cx="http://schemas.microsoft.com/office/drawing/2014/chartex" xmlns:cx1="http://schemas.microsoft.com/office/drawing/2015/9/8/chartex" xmlns:cx2="http://schemas.microsoft.com/office/drawing/2015/10/21/chartex" xmlns:cx3="http://schemas.microsoft.com/office/drawing/2016/5/9/chartex" xmlns:cx4="http://schemas.microsoft.com/office/drawing/2016/5/10/chartex" xmlns:cx5="http://schemas.microsoft.com/office/drawing/2016/5/11/chartex" xmlns:cx6="http://schemas.microsoft.com/office/drawing/2016/5/12/chartex" xmlns:cx7="http://schemas.microsoft.com/office/drawing/2016/5/13/chartex" xmlns:cx8="http://schemas.microsoft.com/office/drawing/2016/5/14/chartex" xmlns:mc="http://schemas.openxmlformats.org/markup-compatibility/2006" xmlns:aink="http://schemas.microsoft.com/office/drawing/2016/ink" xmlns:am3d="http://schemas.microsoft.com/office/drawing/2017/model3d" xmlns:o="urn:schemas-microsoft-com:office:office" xmlns:oel="http://schemas.microsoft.com/office/2019/extlst" xmlns:r="http://schemas.openxmlformats.org/officeDocument/2006/relationships" xmlns:m="http://schemas.openxmlformats.org/officeDocument/2006/math" xmlns:v="urn:schemas-microsoft-com:vml" xmlns:wp14="http://schemas.microsoft.com/office/word/2010/wordprocessingDrawing" xmlns:wp="http://schemas.openxmlformats.org/drawingml/2006/wordprocessingDrawing" xmlns:w10="urn:schemas-microsoft-com:office:word" xmlns:w="http://schemas.openxmlformats.org/wordprocessingml/2006/main" xmlns:w14="http://schemas.microsoft.com/office/word/2010/wordml" xmlns:w15="http://schemas.microsoft.com/office/word/2012/wordml" xmlns:w16cex="http://schemas.microsoft.com/office/word/2018/wordml/cex" xmlns:w16cid="http://schemas.microsoft.com/office/word/2016/wordml/cid" xmlns:w16="http://schemas.microsoft.com/office/word/2018/wordml" xmlns:w16sdtdh="http://schemas.microsoft.com/office/word/2020/wordml/sdtdatahash" xmlns:w16se="http://schemas.microsoft.com/office/word/2015/wordml/symex" xmlns:wpg="http://schemas.microsoft.com/office/word/2010/wordprocessingGroup" xmlns:wpi="http://schemas.microsoft.com/office/word/2010/wordprocessingInk" xmlns:wne="http://schemas.microsoft.com/office/word/2006/wordml" xmlns:wps="http://schemas.microsoft.com/office/word/2010/wordprocessingShape" mc:Ignorable="w14 w15 w16se w16cid w16 w16cex w16sdtdh wp14">
+<w:endnotes xmlns:wpc="http://schemas.microsoft.com/office/word/2010/wordprocessingCanvas" xmlns:cx="http://schemas.microsoft.com/office/drawing/2014/chartex" xmlns:cx1="http://schemas.microsoft.com/office/drawing/2015/9/8/chartex" xmlns:cx2="http://schemas.microsoft.com/office/drawing/2015/10/21/chartex" xmlns:cx3="http://schemas.microsoft.com/office/drawing/2016/5/9/chartex" xmlns:cx4="http://schemas.microsoft.com/office/drawing/2016/5/10/chartex" xmlns:cx5="http://schemas.microsoft.com/office/drawing/2016/5/11/chartex" xmlns:cx6="http://schemas.microsoft.com/office/drawing/2016/5/12/chartex" xmlns:cx7="http://schemas.microsoft.com/office/drawing/2016/5/13/chartex" xmlns:cx8="http://schemas.microsoft.com/office/drawing/2016/5/14/chartex" xmlns:mc="http://schemas.openxmlformats.org/markup-compatibility/2006" xmlns:aink="http://schemas.microsoft.com/office/drawing/2016/ink" xmlns:am3d="http://schemas.microsoft.com/office/drawing/2017/model3d" xmlns:o="urn:schemas-microsoft-com:office:office" xmlns:oel="http://schemas.microsoft.com/office/2019/extlst" xmlns:r="http://schemas.openxmlformats.org/officeDocument/2006/relationships" xmlns:m="http://schemas.openxmlformats.org/officeDocument/2006/math" xmlns:v="urn:schemas-microsoft-com:vml" xmlns:wp14="http://schemas.microsoft.com/office/word/2010/wordprocessingDrawing" xmlns:wp="http://schemas.openxmlformats.org/drawingml/2006/wordprocessingDrawing" xmlns:w10="urn:schemas-microsoft-com:office:word" xmlns:w="http://schemas.openxmlformats.org/wordprocessingml/2006/main" xmlns:w14="http://schemas.microsoft.com/office/word/2010/wordml" xmlns:w15="http://schemas.microsoft.com/office/word/2012/wordml" xmlns:w16cex="http://schemas.microsoft.com/office/word/2018/wordml/cex" xmlns:w16cid="http://schemas.microsoft.com/office/word/2016/wordml/cid" xmlns:w16="http://schemas.microsoft.com/office/word/2018/wordml" xmlns:w16du="http://schemas.microsoft.com/office/word/2023/wordml/word16du" xmlns:w16sdtdh="http://schemas.microsoft.com/office/word/2020/wordml/sdtdatahash" xmlns:w16sdtfl="http://schemas.microsoft.com/office/word/2024/wordml/sdtformatlock" xmlns:w16se="http://schemas.microsoft.com/office/word/2015/wordml/symex" xmlns:wpg="http://schemas.microsoft.com/office/word/2010/wordprocessingGroup" xmlns:wpi="http://schemas.microsoft.com/office/word/2010/wordprocessingInk" xmlns:wne="http://schemas.microsoft.com/office/word/2006/wordml" xmlns:wps="http://schemas.microsoft.com/office/word/2010/wordprocessingShape" mc:Ignorable="w14 w15 w16se w16cid w16 w16cex w16sdtdh w16sdtfl w16du wp14">
   <w:endnote w:type="separator" w:id="-1">
     <w:p>
       <w:pPr>
@@ -23256,7 +23472,7 @@
 </file>
 
 <file path=word/footer1.xml><?xml version="1.0" encoding="utf-8"?>
-<w:ftr xmlns:wpc="http://schemas.microsoft.com/office/word/2010/wordprocessingCanvas" xmlns:cx="http://schemas.microsoft.com/office/drawing/2014/chartex" xmlns:cx1="http://schemas.microsoft.com/office/drawing/2015/9/8/chartex" xmlns:cx2="http://schemas.microsoft.com/office/drawing/2015/10/21/chartex" xmlns:cx3="http://schemas.microsoft.com/office/drawing/2016/5/9/chartex" xmlns:cx4="http://schemas.microsoft.com/office/drawing/2016/5/10/chartex" xmlns:cx5="http://schemas.microsoft.com/office/drawing/2016/5/11/chartex" xmlns:cx6="http://schemas.microsoft.com/office/drawing/2016/5/12/chartex" xmlns:cx7="http://schemas.microsoft.com/office/drawing/2016/5/13/chartex" xmlns:cx8="http://schemas.microsoft.com/office/drawing/2016/5/14/chartex" xmlns:mc="http://schemas.openxmlformats.org/markup-compatibility/2006" xmlns:aink="http://schemas.microsoft.com/office/drawing/2016/ink" xmlns:am3d="http://schemas.microsoft.com/office/drawing/2017/model3d" xmlns:o="urn:schemas-microsoft-com:office:office" xmlns:oel="http://schemas.microsoft.com/office/2019/extlst" xmlns:r="http://schemas.openxmlformats.org/officeDocument/2006/relationships" xmlns:m="http://schemas.openxmlformats.org/officeDocument/2006/math" xmlns:v="urn:schemas-microsoft-com:vml" xmlns:wp14="http://schemas.microsoft.com/office/word/2010/wordprocessingDrawing" xmlns:wp="http://schemas.openxmlformats.org/drawingml/2006/wordprocessingDrawing" xmlns:w10="urn:schemas-microsoft-com:office:word" xmlns:w="http://schemas.openxmlformats.org/wordprocessingml/2006/main" xmlns:w14="http://schemas.microsoft.com/office/word/2010/wordml" xmlns:w15="http://schemas.microsoft.com/office/word/2012/wordml" xmlns:w16cex="http://schemas.microsoft.com/office/word/2018/wordml/cex" xmlns:w16cid="http://schemas.microsoft.com/office/word/2016/wordml/cid" xmlns:w16="http://schemas.microsoft.com/office/word/2018/wordml" xmlns:w16sdtdh="http://schemas.microsoft.com/office/word/2020/wordml/sdtdatahash" xmlns:w16se="http://schemas.microsoft.com/office/word/2015/wordml/symex" xmlns:wpg="http://schemas.microsoft.com/office/word/2010/wordprocessingGroup" xmlns:wpi="http://schemas.microsoft.com/office/word/2010/wordprocessingInk" xmlns:wne="http://schemas.microsoft.com/office/word/2006/wordml" xmlns:wps="http://schemas.microsoft.com/office/word/2010/wordprocessingShape" mc:Ignorable="w14 w15 w16se w16cid w16 w16cex w16sdtdh wp14">
+<w:ftr xmlns:wpc="http://schemas.microsoft.com/office/word/2010/wordprocessingCanvas" xmlns:cx="http://schemas.microsoft.com/office/drawing/2014/chartex" xmlns:cx1="http://schemas.microsoft.com/office/drawing/2015/9/8/chartex" xmlns:cx2="http://schemas.microsoft.com/office/drawing/2015/10/21/chartex" xmlns:cx3="http://schemas.microsoft.com/office/drawing/2016/5/9/chartex" xmlns:cx4="http://schemas.microsoft.com/office/drawing/2016/5/10/chartex" xmlns:cx5="http://schemas.microsoft.com/office/drawing/2016/5/11/chartex" xmlns:cx6="http://schemas.microsoft.com/office/drawing/2016/5/12/chartex" xmlns:cx7="http://schemas.microsoft.com/office/drawing/2016/5/13/chartex" xmlns:cx8="http://schemas.microsoft.com/office/drawing/2016/5/14/chartex" xmlns:mc="http://schemas.openxmlformats.org/markup-compatibility/2006" xmlns:aink="http://schemas.microsoft.com/office/drawing/2016/ink" xmlns:am3d="http://schemas.microsoft.com/office/drawing/2017/model3d" xmlns:o="urn:schemas-microsoft-com:office:office" xmlns:oel="http://schemas.microsoft.com/office/2019/extlst" xmlns:r="http://schemas.openxmlformats.org/officeDocument/2006/relationships" xmlns:m="http://schemas.openxmlformats.org/officeDocument/2006/math" xmlns:v="urn:schemas-microsoft-com:vml" xmlns:wp14="http://schemas.microsoft.com/office/word/2010/wordprocessingDrawing" xmlns:wp="http://schemas.openxmlformats.org/drawingml/2006/wordprocessingDrawing" xmlns:w10="urn:schemas-microsoft-com:office:word" xmlns:w="http://schemas.openxmlformats.org/wordprocessingml/2006/main" xmlns:w14="http://schemas.microsoft.com/office/word/2010/wordml" xmlns:w15="http://schemas.microsoft.com/office/word/2012/wordml" xmlns:w16cex="http://schemas.microsoft.com/office/word/2018/wordml/cex" xmlns:w16cid="http://schemas.microsoft.com/office/word/2016/wordml/cid" xmlns:w16="http://schemas.microsoft.com/office/word/2018/wordml" xmlns:w16du="http://schemas.microsoft.com/office/word/2023/wordml/word16du" xmlns:w16sdtdh="http://schemas.microsoft.com/office/word/2020/wordml/sdtdatahash" xmlns:w16sdtfl="http://schemas.microsoft.com/office/word/2024/wordml/sdtformatlock" xmlns:w16se="http://schemas.microsoft.com/office/word/2015/wordml/symex" xmlns:wpg="http://schemas.microsoft.com/office/word/2010/wordprocessingGroup" xmlns:wpi="http://schemas.microsoft.com/office/word/2010/wordprocessingInk" xmlns:wne="http://schemas.microsoft.com/office/word/2006/wordml" xmlns:wps="http://schemas.microsoft.com/office/word/2010/wordprocessingShape" mc:Ignorable="w14 w15 w16se w16cid w16 w16cex w16sdtdh w16sdtfl w16du wp14">
   <w:p>
     <w:pPr>
       <w:pBdr>
@@ -23438,7 +23654,7 @@
 </file>
 
 <file path=word/footer2.xml><?xml version="1.0" encoding="utf-8"?>
-<w:ftr xmlns:wpc="http://schemas.microsoft.com/office/word/2010/wordprocessingCanvas" xmlns:cx="http://schemas.microsoft.com/office/drawing/2014/chartex" xmlns:cx1="http://schemas.microsoft.com/office/drawing/2015/9/8/chartex" xmlns:cx2="http://schemas.microsoft.com/office/drawing/2015/10/21/chartex" xmlns:cx3="http://schemas.microsoft.com/office/drawing/2016/5/9/chartex" xmlns:cx4="http://schemas.microsoft.com/office/drawing/2016/5/10/chartex" xmlns:cx5="http://schemas.microsoft.com/office/drawing/2016/5/11/chartex" xmlns:cx6="http://schemas.microsoft.com/office/drawing/2016/5/12/chartex" xmlns:cx7="http://schemas.microsoft.com/office/drawing/2016/5/13/chartex" xmlns:cx8="http://schemas.microsoft.com/office/drawing/2016/5/14/chartex" xmlns:mc="http://schemas.openxmlformats.org/markup-compatibility/2006" xmlns:aink="http://schemas.microsoft.com/office/drawing/2016/ink" xmlns:am3d="http://schemas.microsoft.com/office/drawing/2017/model3d" xmlns:o="urn:schemas-microsoft-com:office:office" xmlns:oel="http://schemas.microsoft.com/office/2019/extlst" xmlns:r="http://schemas.openxmlformats.org/officeDocument/2006/relationships" xmlns:m="http://schemas.openxmlformats.org/officeDocument/2006/math" xmlns:v="urn:schemas-microsoft-com:vml" xmlns:wp14="http://schemas.microsoft.com/office/word/2010/wordprocessingDrawing" xmlns:wp="http://schemas.openxmlformats.org/drawingml/2006/wordprocessingDrawing" xmlns:w10="urn:schemas-microsoft-com:office:word" xmlns:w="http://schemas.openxmlformats.org/wordprocessingml/2006/main" xmlns:w14="http://schemas.microsoft.com/office/word/2010/wordml" xmlns:w15="http://schemas.microsoft.com/office/word/2012/wordml" xmlns:w16cex="http://schemas.microsoft.com/office/word/2018/wordml/cex" xmlns:w16cid="http://schemas.microsoft.com/office/word/2016/wordml/cid" xmlns:w16="http://schemas.microsoft.com/office/word/2018/wordml" xmlns:w16sdtdh="http://schemas.microsoft.com/office/word/2020/wordml/sdtdatahash" xmlns:w16se="http://schemas.microsoft.com/office/word/2015/wordml/symex" xmlns:wpg="http://schemas.microsoft.com/office/word/2010/wordprocessingGroup" xmlns:wpi="http://schemas.microsoft.com/office/word/2010/wordprocessingInk" xmlns:wne="http://schemas.microsoft.com/office/word/2006/wordml" xmlns:wps="http://schemas.microsoft.com/office/word/2010/wordprocessingShape" mc:Ignorable="w14 w15 w16se w16cid w16 w16cex w16sdtdh wp14">
+<w:ftr xmlns:wpc="http://schemas.microsoft.com/office/word/2010/wordprocessingCanvas" xmlns:cx="http://schemas.microsoft.com/office/drawing/2014/chartex" xmlns:cx1="http://schemas.microsoft.com/office/drawing/2015/9/8/chartex" xmlns:cx2="http://schemas.microsoft.com/office/drawing/2015/10/21/chartex" xmlns:cx3="http://schemas.microsoft.com/office/drawing/2016/5/9/chartex" xmlns:cx4="http://schemas.microsoft.com/office/drawing/2016/5/10/chartex" xmlns:cx5="http://schemas.microsoft.com/office/drawing/2016/5/11/chartex" xmlns:cx6="http://schemas.microsoft.com/office/drawing/2016/5/12/chartex" xmlns:cx7="http://schemas.microsoft.com/office/drawing/2016/5/13/chartex" xmlns:cx8="http://schemas.microsoft.com/office/drawing/2016/5/14/chartex" xmlns:mc="http://schemas.openxmlformats.org/markup-compatibility/2006" xmlns:aink="http://schemas.microsoft.com/office/drawing/2016/ink" xmlns:am3d="http://schemas.microsoft.com/office/drawing/2017/model3d" xmlns:o="urn:schemas-microsoft-com:office:office" xmlns:oel="http://schemas.microsoft.com/office/2019/extlst" xmlns:r="http://schemas.openxmlformats.org/officeDocument/2006/relationships" xmlns:m="http://schemas.openxmlformats.org/officeDocument/2006/math" xmlns:v="urn:schemas-microsoft-com:vml" xmlns:wp14="http://schemas.microsoft.com/office/word/2010/wordprocessingDrawing" xmlns:wp="http://schemas.openxmlformats.org/drawingml/2006/wordprocessingDrawing" xmlns:w10="urn:schemas-microsoft-com:office:word" xmlns:w="http://schemas.openxmlformats.org/wordprocessingml/2006/main" xmlns:w14="http://schemas.microsoft.com/office/word/2010/wordml" xmlns:w15="http://schemas.microsoft.com/office/word/2012/wordml" xmlns:w16cex="http://schemas.microsoft.com/office/word/2018/wordml/cex" xmlns:w16cid="http://schemas.microsoft.com/office/word/2016/wordml/cid" xmlns:w16="http://schemas.microsoft.com/office/word/2018/wordml" xmlns:w16du="http://schemas.microsoft.com/office/word/2023/wordml/word16du" xmlns:w16sdtdh="http://schemas.microsoft.com/office/word/2020/wordml/sdtdatahash" xmlns:w16sdtfl="http://schemas.microsoft.com/office/word/2024/wordml/sdtformatlock" xmlns:w16se="http://schemas.microsoft.com/office/word/2015/wordml/symex" xmlns:wpg="http://schemas.microsoft.com/office/word/2010/wordprocessingGroup" xmlns:wpi="http://schemas.microsoft.com/office/word/2010/wordprocessingInk" xmlns:wne="http://schemas.microsoft.com/office/word/2006/wordml" xmlns:wps="http://schemas.microsoft.com/office/word/2010/wordprocessingShape" mc:Ignorable="w14 w15 w16se w16cid w16 w16cex w16sdtdh w16sdtfl w16du wp14">
   <w:p>
     <w:pPr>
       <w:pBdr>
@@ -23644,7 +23860,7 @@
 </file>
 
 <file path=word/footnotes.xml><?xml version="1.0" encoding="utf-8"?>
-<w:footnotes xmlns:wpc="http://schemas.microsoft.com/office/word/2010/wordprocessingCanvas" xmlns:cx="http://schemas.microsoft.com/office/drawing/2014/chartex" xmlns:cx1="http://schemas.microsoft.com/office/drawing/2015/9/8/chartex" xmlns:cx2="http://schemas.microsoft.com/office/drawing/2015/10/21/chartex" xmlns:cx3="http://schemas.microsoft.com/office/drawing/2016/5/9/chartex" xmlns:cx4="http://schemas.microsoft.com/office/drawing/2016/5/10/chartex" xmlns:cx5="http://schemas.microsoft.com/office/drawing/2016/5/11/chartex" xmlns:cx6="http://schemas.microsoft.com/office/drawing/2016/5/12/chartex" xmlns:cx7="http://schemas.microsoft.com/office/drawing/2016/5/13/chartex" xmlns:cx8="http://schemas.microsoft.com/office/drawing/2016/5/14/chartex" xmlns:mc="http://schemas.openxmlformats.org/markup-compatibility/2006" xmlns:aink="http://schemas.microsoft.com/office/drawing/2016/ink" xmlns:am3d="http://schemas.microsoft.com/office/drawing/2017/model3d" xmlns:o="urn:schemas-microsoft-com:office:office" xmlns:oel="http://schemas.microsoft.com/office/2019/extlst" xmlns:r="http://schemas.openxmlformats.org/officeDocument/2006/relationships" xmlns:m="http://schemas.openxmlformats.org/officeDocument/2006/math" xmlns:v="urn:schemas-microsoft-com:vml" xmlns:wp14="http://schemas.microsoft.com/office/word/2010/wordprocessingDrawing" xmlns:wp="http://schemas.openxmlformats.org/drawingml/2006/wordprocessingDrawing" xmlns:w10="urn:schemas-microsoft-com:office:word" xmlns:w="http://schemas.openxmlformats.org/wordprocessingml/2006/main" xmlns:w14="http://schemas.microsoft.com/office/word/2010/wordml" xmlns:w15="http://schemas.microsoft.com/office/word/2012/wordml" xmlns:w16cex="http://schemas.microsoft.com/office/word/2018/wordml/cex" xmlns:w16cid="http://schemas.microsoft.com/office/word/2016/wordml/cid" xmlns:w16="http://schemas.microsoft.com/office/word/2018/wordml" xmlns:w16sdtdh="http://schemas.microsoft.com/office/word/2020/wordml/sdtdatahash" xmlns:w16se="http://schemas.microsoft.com/office/word/2015/wordml/symex" xmlns:wpg="http://schemas.microsoft.com/office/word/2010/wordprocessingGroup" xmlns:wpi="http://schemas.microsoft.com/office/word/2010/wordprocessingInk" xmlns:wne="http://schemas.microsoft.com/office/word/2006/wordml" xmlns:wps="http://schemas.microsoft.com/office/word/2010/wordprocessingShape" mc:Ignorable="w14 w15 w16se w16cid w16 w16cex w16sdtdh wp14">
+<w:footnotes xmlns:wpc="http://schemas.microsoft.com/office/word/2010/wordprocessingCanvas" xmlns:cx="http://schemas.microsoft.com/office/drawing/2014/chartex" xmlns:cx1="http://schemas.microsoft.com/office/drawing/2015/9/8/chartex" xmlns:cx2="http://schemas.microsoft.com/office/drawing/2015/10/21/chartex" xmlns:cx3="http://schemas.microsoft.com/office/drawing/2016/5/9/chartex" xmlns:cx4="http://schemas.microsoft.com/office/drawing/2016/5/10/chartex" xmlns:cx5="http://schemas.microsoft.com/office/drawing/2016/5/11/chartex" xmlns:cx6="http://schemas.microsoft.com/office/drawing/2016/5/12/chartex" xmlns:cx7="http://schemas.microsoft.com/office/drawing/2016/5/13/chartex" xmlns:cx8="http://schemas.microsoft.com/office/drawing/2016/5/14/chartex" xmlns:mc="http://schemas.openxmlformats.org/markup-compatibility/2006" xmlns:aink="http://schemas.microsoft.com/office/drawing/2016/ink" xmlns:am3d="http://schemas.microsoft.com/office/drawing/2017/model3d" xmlns:o="urn:schemas-microsoft-com:office:office" xmlns:oel="http://schemas.microsoft.com/office/2019/extlst" xmlns:r="http://schemas.openxmlformats.org/officeDocument/2006/relationships" xmlns:m="http://schemas.openxmlformats.org/officeDocument/2006/math" xmlns:v="urn:schemas-microsoft-com:vml" xmlns:wp14="http://schemas.microsoft.com/office/word/2010/wordprocessingDrawing" xmlns:wp="http://schemas.openxmlformats.org/drawingml/2006/wordprocessingDrawing" xmlns:w10="urn:schemas-microsoft-com:office:word" xmlns:w="http://schemas.openxmlformats.org/wordprocessingml/2006/main" xmlns:w14="http://schemas.microsoft.com/office/word/2010/wordml" xmlns:w15="http://schemas.microsoft.com/office/word/2012/wordml" xmlns:w16cex="http://schemas.microsoft.com/office/word/2018/wordml/cex" xmlns:w16cid="http://schemas.microsoft.com/office/word/2016/wordml/cid" xmlns:w16="http://schemas.microsoft.com/office/word/2018/wordml" xmlns:w16du="http://schemas.microsoft.com/office/word/2023/wordml/word16du" xmlns:w16sdtdh="http://schemas.microsoft.com/office/word/2020/wordml/sdtdatahash" xmlns:w16sdtfl="http://schemas.microsoft.com/office/word/2024/wordml/sdtformatlock" xmlns:w16se="http://schemas.microsoft.com/office/word/2015/wordml/symex" xmlns:wpg="http://schemas.microsoft.com/office/word/2010/wordprocessingGroup" xmlns:wpi="http://schemas.microsoft.com/office/word/2010/wordprocessingInk" xmlns:wne="http://schemas.microsoft.com/office/word/2006/wordml" xmlns:wps="http://schemas.microsoft.com/office/word/2010/wordprocessingShape" mc:Ignorable="w14 w15 w16se w16cid w16 w16cex w16sdtdh w16sdtfl w16du wp14">
   <w:footnote w:type="separator" w:id="-1">
     <w:p>
       <w:pPr>
@@ -23669,7 +23885,7 @@
 </file>
 
 <file path=word/header1.xml><?xml version="1.0" encoding="utf-8"?>
-<w:hdr xmlns:wpc="http://schemas.microsoft.com/office/word/2010/wordprocessingCanvas" xmlns:cx="http://schemas.microsoft.com/office/drawing/2014/chartex" xmlns:cx1="http://schemas.microsoft.com/office/drawing/2015/9/8/chartex" xmlns:cx2="http://schemas.microsoft.com/office/drawing/2015/10/21/chartex" xmlns:cx3="http://schemas.microsoft.com/office/drawing/2016/5/9/chartex" xmlns:cx4="http://schemas.microsoft.com/office/drawing/2016/5/10/chartex" xmlns:cx5="http://schemas.microsoft.com/office/drawing/2016/5/11/chartex" xmlns:cx6="http://schemas.microsoft.com/office/drawing/2016/5/12/chartex" xmlns:cx7="http://schemas.microsoft.com/office/drawing/2016/5/13/chartex" xmlns:cx8="http://schemas.microsoft.com/office/drawing/2016/5/14/chartex" xmlns:mc="http://schemas.openxmlformats.org/markup-compatibility/2006" xmlns:aink="http://schemas.microsoft.com/office/drawing/2016/ink" xmlns:am3d="http://schemas.microsoft.com/office/drawing/2017/model3d" xmlns:o="urn:schemas-microsoft-com:office:office" xmlns:oel="http://schemas.microsoft.com/office/2019/extlst" xmlns:r="http://schemas.openxmlformats.org/officeDocument/2006/relationships" xmlns:m="http://schemas.openxmlformats.org/officeDocument/2006/math" xmlns:v="urn:schemas-microsoft-com:vml" xmlns:wp14="http://schemas.microsoft.com/office/word/2010/wordprocessingDrawing" xmlns:wp="http://schemas.openxmlformats.org/drawingml/2006/wordprocessingDrawing" xmlns:w10="urn:schemas-microsoft-com:office:word" xmlns:w="http://schemas.openxmlformats.org/wordprocessingml/2006/main" xmlns:w14="http://schemas.microsoft.com/office/word/2010/wordml" xmlns:w15="http://schemas.microsoft.com/office/word/2012/wordml" xmlns:w16cex="http://schemas.microsoft.com/office/word/2018/wordml/cex" xmlns:w16cid="http://schemas.microsoft.com/office/word/2016/wordml/cid" xmlns:w16="http://schemas.microsoft.com/office/word/2018/wordml" xmlns:w16sdtdh="http://schemas.microsoft.com/office/word/2020/wordml/sdtdatahash" xmlns:w16se="http://schemas.microsoft.com/office/word/2015/wordml/symex" xmlns:wpg="http://schemas.microsoft.com/office/word/2010/wordprocessingGroup" xmlns:wpi="http://schemas.microsoft.com/office/word/2010/wordprocessingInk" xmlns:wne="http://schemas.microsoft.com/office/word/2006/wordml" xmlns:wps="http://schemas.microsoft.com/office/word/2010/wordprocessingShape" mc:Ignorable="w14 w15 w16se w16cid w16 w16cex w16sdtdh wp14">
+<w:hdr xmlns:wpc="http://schemas.microsoft.com/office/word/2010/wordprocessingCanvas" xmlns:cx="http://schemas.microsoft.com/office/drawing/2014/chartex" xmlns:cx1="http://schemas.microsoft.com/office/drawing/2015/9/8/chartex" xmlns:cx2="http://schemas.microsoft.com/office/drawing/2015/10/21/chartex" xmlns:cx3="http://schemas.microsoft.com/office/drawing/2016/5/9/chartex" xmlns:cx4="http://schemas.microsoft.com/office/drawing/2016/5/10/chartex" xmlns:cx5="http://schemas.microsoft.com/office/drawing/2016/5/11/chartex" xmlns:cx6="http://schemas.microsoft.com/office/drawing/2016/5/12/chartex" xmlns:cx7="http://schemas.microsoft.com/office/drawing/2016/5/13/chartex" xmlns:cx8="http://schemas.microsoft.com/office/drawing/2016/5/14/chartex" xmlns:mc="http://schemas.openxmlformats.org/markup-compatibility/2006" xmlns:aink="http://schemas.microsoft.com/office/drawing/2016/ink" xmlns:am3d="http://schemas.microsoft.com/office/drawing/2017/model3d" xmlns:o="urn:schemas-microsoft-com:office:office" xmlns:oel="http://schemas.microsoft.com/office/2019/extlst" xmlns:r="http://schemas.openxmlformats.org/officeDocument/2006/relationships" xmlns:m="http://schemas.openxmlformats.org/officeDocument/2006/math" xmlns:v="urn:schemas-microsoft-com:vml" xmlns:wp14="http://schemas.microsoft.com/office/word/2010/wordprocessingDrawing" xmlns:wp="http://schemas.openxmlformats.org/drawingml/2006/wordprocessingDrawing" xmlns:w10="urn:schemas-microsoft-com:office:word" xmlns:w="http://schemas.openxmlformats.org/wordprocessingml/2006/main" xmlns:w14="http://schemas.microsoft.com/office/word/2010/wordml" xmlns:w15="http://schemas.microsoft.com/office/word/2012/wordml" xmlns:w16cex="http://schemas.microsoft.com/office/word/2018/wordml/cex" xmlns:w16cid="http://schemas.microsoft.com/office/word/2016/wordml/cid" xmlns:w16="http://schemas.microsoft.com/office/word/2018/wordml" xmlns:w16du="http://schemas.microsoft.com/office/word/2023/wordml/word16du" xmlns:w16sdtdh="http://schemas.microsoft.com/office/word/2020/wordml/sdtdatahash" xmlns:w16sdtfl="http://schemas.microsoft.com/office/word/2024/wordml/sdtformatlock" xmlns:w16se="http://schemas.microsoft.com/office/word/2015/wordml/symex" xmlns:wpg="http://schemas.microsoft.com/office/word/2010/wordprocessingGroup" xmlns:wpi="http://schemas.microsoft.com/office/word/2010/wordprocessingInk" xmlns:wne="http://schemas.microsoft.com/office/word/2006/wordml" xmlns:wps="http://schemas.microsoft.com/office/word/2010/wordprocessingShape" mc:Ignorable="w14 w15 w16se w16cid w16 w16cex w16sdtdh w16sdtfl w16du wp14">
   <w:p>
     <w:pPr>
       <w:pStyle w:val="Header"/>
@@ -23690,7 +23906,7 @@
 </file>
 
 <file path=word/header2.xml><?xml version="1.0" encoding="utf-8"?>
-<w:hdr xmlns:wpc="http://schemas.microsoft.com/office/word/2010/wordprocessingCanvas" xmlns:cx="http://schemas.microsoft.com/office/drawing/2014/chartex" xmlns:cx1="http://schemas.microsoft.com/office/drawing/2015/9/8/chartex" xmlns:cx2="http://schemas.microsoft.com/office/drawing/2015/10/21/chartex" xmlns:cx3="http://schemas.microsoft.com/office/drawing/2016/5/9/chartex" xmlns:cx4="http://schemas.microsoft.com/office/drawing/2016/5/10/chartex" xmlns:cx5="http://schemas.microsoft.com/office/drawing/2016/5/11/chartex" xmlns:cx6="http://schemas.microsoft.com/office/drawing/2016/5/12/chartex" xmlns:cx7="http://schemas.microsoft.com/office/drawing/2016/5/13/chartex" xmlns:cx8="http://schemas.microsoft.com/office/drawing/2016/5/14/chartex" xmlns:mc="http://schemas.openxmlformats.org/markup-compatibility/2006" xmlns:aink="http://schemas.microsoft.com/office/drawing/2016/ink" xmlns:am3d="http://schemas.microsoft.com/office/drawing/2017/model3d" xmlns:o="urn:schemas-microsoft-com:office:office" xmlns:oel="http://schemas.microsoft.com/office/2019/extlst" xmlns:r="http://schemas.openxmlformats.org/officeDocument/2006/relationships" xmlns:m="http://schemas.openxmlformats.org/officeDocument/2006/math" xmlns:v="urn:schemas-microsoft-com:vml" xmlns:wp14="http://schemas.microsoft.com/office/word/2010/wordprocessingDrawing" xmlns:wp="http://schemas.openxmlformats.org/drawingml/2006/wordprocessingDrawing" xmlns:w10="urn:schemas-microsoft-com:office:word" xmlns:w="http://schemas.openxmlformats.org/wordprocessingml/2006/main" xmlns:w14="http://schemas.microsoft.com/office/word/2010/wordml" xmlns:w15="http://schemas.microsoft.com/office/word/2012/wordml" xmlns:w16cex="http://schemas.microsoft.com/office/word/2018/wordml/cex" xmlns:w16cid="http://schemas.microsoft.com/office/word/2016/wordml/cid" xmlns:w16="http://schemas.microsoft.com/office/word/2018/wordml" xmlns:w16sdtdh="http://schemas.microsoft.com/office/word/2020/wordml/sdtdatahash" xmlns:w16se="http://schemas.microsoft.com/office/word/2015/wordml/symex" xmlns:wpg="http://schemas.microsoft.com/office/word/2010/wordprocessingGroup" xmlns:wpi="http://schemas.microsoft.com/office/word/2010/wordprocessingInk" xmlns:wne="http://schemas.microsoft.com/office/word/2006/wordml" xmlns:wps="http://schemas.microsoft.com/office/word/2010/wordprocessingShape" mc:Ignorable="w14 w15 w16se w16cid w16 w16cex w16sdtdh wp14">
+<w:hdr xmlns:wpc="http://schemas.microsoft.com/office/word/2010/wordprocessingCanvas" xmlns:cx="http://schemas.microsoft.com/office/drawing/2014/chartex" xmlns:cx1="http://schemas.microsoft.com/office/drawing/2015/9/8/chartex" xmlns:cx2="http://schemas.microsoft.com/office/drawing/2015/10/21/chartex" xmlns:cx3="http://schemas.microsoft.com/office/drawing/2016/5/9/chartex" xmlns:cx4="http://schemas.microsoft.com/office/drawing/2016/5/10/chartex" xmlns:cx5="http://schemas.microsoft.com/office/drawing/2016/5/11/chartex" xmlns:cx6="http://schemas.microsoft.com/office/drawing/2016/5/12/chartex" xmlns:cx7="http://schemas.microsoft.com/office/drawing/2016/5/13/chartex" xmlns:cx8="http://schemas.microsoft.com/office/drawing/2016/5/14/chartex" xmlns:mc="http://schemas.openxmlformats.org/markup-compatibility/2006" xmlns:aink="http://schemas.microsoft.com/office/drawing/2016/ink" xmlns:am3d="http://schemas.microsoft.com/office/drawing/2017/model3d" xmlns:o="urn:schemas-microsoft-com:office:office" xmlns:oel="http://schemas.microsoft.com/office/2019/extlst" xmlns:r="http://schemas.openxmlformats.org/officeDocument/2006/relationships" xmlns:m="http://schemas.openxmlformats.org/officeDocument/2006/math" xmlns:v="urn:schemas-microsoft-com:vml" xmlns:wp14="http://schemas.microsoft.com/office/word/2010/wordprocessingDrawing" xmlns:wp="http://schemas.openxmlformats.org/drawingml/2006/wordprocessingDrawing" xmlns:w10="urn:schemas-microsoft-com:office:word" xmlns:w="http://schemas.openxmlformats.org/wordprocessingml/2006/main" xmlns:w14="http://schemas.microsoft.com/office/word/2010/wordml" xmlns:w15="http://schemas.microsoft.com/office/word/2012/wordml" xmlns:w16cex="http://schemas.microsoft.com/office/word/2018/wordml/cex" xmlns:w16cid="http://schemas.microsoft.com/office/word/2016/wordml/cid" xmlns:w16="http://schemas.microsoft.com/office/word/2018/wordml" xmlns:w16du="http://schemas.microsoft.com/office/word/2023/wordml/word16du" xmlns:w16sdtdh="http://schemas.microsoft.com/office/word/2020/wordml/sdtdatahash" xmlns:w16sdtfl="http://schemas.microsoft.com/office/word/2024/wordml/sdtformatlock" xmlns:w16se="http://schemas.microsoft.com/office/word/2015/wordml/symex" xmlns:wpg="http://schemas.microsoft.com/office/word/2010/wordprocessingGroup" xmlns:wpi="http://schemas.microsoft.com/office/word/2010/wordprocessingInk" xmlns:wne="http://schemas.microsoft.com/office/word/2006/wordml" xmlns:wps="http://schemas.microsoft.com/office/word/2010/wordprocessingShape" mc:Ignorable="w14 w15 w16se w16cid w16 w16cex w16sdtdh w16sdtfl w16du wp14">
   <w:p>
     <w:pPr>
       <w:pStyle w:val="Header"/>
@@ -23703,7 +23919,7 @@
 </file>
 
 <file path=word/styles.xml><?xml version="1.0" encoding="utf-8"?>
-<w:styles xmlns:mc="http://schemas.openxmlformats.org/markup-compatibility/2006" xmlns:r="http://schemas.openxmlformats.org/officeDocument/2006/relationships" xmlns:w="http://schemas.openxmlformats.org/wordprocessingml/2006/main" xmlns:w14="http://schemas.microsoft.com/office/word/2010/wordml" xmlns:w15="http://schemas.microsoft.com/office/word/2012/wordml" xmlns:w16cex="http://schemas.microsoft.com/office/word/2018/wordml/cex" xmlns:w16cid="http://schemas.microsoft.com/office/word/2016/wordml/cid" xmlns:w16="http://schemas.microsoft.com/office/word/2018/wordml" xmlns:w16sdtdh="http://schemas.microsoft.com/office/word/2020/wordml/sdtdatahash" xmlns:w16se="http://schemas.microsoft.com/office/word/2015/wordml/symex" mc:Ignorable="w14 w15 w16se w16cid w16 w16cex w16sdtdh">
+<w:styles xmlns:mc="http://schemas.openxmlformats.org/markup-compatibility/2006" xmlns:r="http://schemas.openxmlformats.org/officeDocument/2006/relationships" xmlns:w="http://schemas.openxmlformats.org/wordprocessingml/2006/main" xmlns:w14="http://schemas.microsoft.com/office/word/2010/wordml" xmlns:w15="http://schemas.microsoft.com/office/word/2012/wordml" xmlns:w16cex="http://schemas.microsoft.com/office/word/2018/wordml/cex" xmlns:w16cid="http://schemas.microsoft.com/office/word/2016/wordml/cid" xmlns:w16="http://schemas.microsoft.com/office/word/2018/wordml" xmlns:w16du="http://schemas.microsoft.com/office/word/2023/wordml/word16du" xmlns:w16sdtdh="http://schemas.microsoft.com/office/word/2020/wordml/sdtdatahash" xmlns:w16sdtfl="http://schemas.microsoft.com/office/word/2024/wordml/sdtformatlock" xmlns:w16se="http://schemas.microsoft.com/office/word/2015/wordml/symex" mc:Ignorable="w14 w15 w16se w16cid w16 w16cex w16sdtdh w16sdtfl w16du">
   <w:docDefaults>
     <w:rPrDefault>
       <w:rPr>
